--- a/templates/invoices/inv_Kost_En.docx
+++ b/templates/invoices/inv_Kost_En.docx
@@ -117,9 +117,8 @@
                 <w:szCs w:val="16"/>
                 <w:lang w:val="en-US"/>
               </w:rPr>
-              <w:t xml:space="preserve">{{ </w:t>
-            </w:r>
-            <w:proofErr w:type="spellStart"/>
+              <w:t>{{ client_</w:t>
+            </w:r>
             <w:r>
               <w:rPr>
                 <w:rFonts w:ascii="Neue Hans Kendrick" w:hAnsi="Neue Hans Kendrick"/>
@@ -127,7 +126,7 @@
                 <w:szCs w:val="16"/>
                 <w:lang w:val="en-US"/>
               </w:rPr>
-              <w:t>client_</w:t>
+              <w:t>firm</w:t>
             </w:r>
             <w:r>
               <w:rPr>
@@ -136,9 +135,19 @@
                 <w:szCs w:val="16"/>
                 <w:lang w:val="en-US"/>
               </w:rPr>
-              <w:t>firm</w:t>
-            </w:r>
-            <w:proofErr w:type="spellEnd"/>
+              <w:t xml:space="preserve"> }}</w:t>
+            </w:r>
+          </w:p>
+          <w:p>
+            <w:pPr>
+              <w:pStyle w:val="Tabelleninhalt"/>
+              <w:rPr>
+                <w:rFonts w:ascii="Neue Hans Kendrick" w:eastAsia="Neue Hans Kendrick Light" w:hAnsi="Neue Hans Kendrick" w:cs="Neue Hans Kendrick Light"/>
+                <w:sz w:val="8"/>
+                <w:szCs w:val="8"/>
+                <w:lang w:val="en-US" w:eastAsia="de-DE" w:bidi="de-DE"/>
+              </w:rPr>
+            </w:pPr>
             <w:r>
               <w:rPr>
                 <w:rFonts w:ascii="Neue Hans Kendrick" w:hAnsi="Neue Hans Kendrick"/>
@@ -146,47 +155,7 @@
                 <w:szCs w:val="16"/>
                 <w:lang w:val="en-US"/>
               </w:rPr>
-              <w:t xml:space="preserve"> }}</w:t>
-            </w:r>
-          </w:p>
-          <w:p>
-            <w:pPr>
-              <w:pStyle w:val="Tabelleninhalt"/>
-              <w:rPr>
-                <w:rFonts w:ascii="Neue Hans Kendrick" w:eastAsia="Neue Hans Kendrick Light" w:hAnsi="Neue Hans Kendrick" w:cs="Neue Hans Kendrick Light"/>
-                <w:sz w:val="8"/>
-                <w:szCs w:val="8"/>
-                <w:lang w:val="en-US" w:eastAsia="de-DE" w:bidi="de-DE"/>
-              </w:rPr>
-            </w:pPr>
-            <w:r>
-              <w:rPr>
-                <w:rFonts w:ascii="Neue Hans Kendrick" w:hAnsi="Neue Hans Kendrick"/>
-                <w:sz w:val="16"/>
-                <w:szCs w:val="16"/>
-                <w:lang w:val="en-US"/>
-              </w:rPr>
-              <w:t xml:space="preserve">{{ </w:t>
-            </w:r>
-            <w:proofErr w:type="spellStart"/>
-            <w:r>
-              <w:rPr>
-                <w:rFonts w:ascii="Neue Hans Kendrick" w:hAnsi="Neue Hans Kendrick"/>
-                <w:sz w:val="16"/>
-                <w:szCs w:val="16"/>
-                <w:lang w:val="en-US"/>
-              </w:rPr>
-              <w:t>client_address</w:t>
-            </w:r>
-            <w:proofErr w:type="spellEnd"/>
-            <w:r>
-              <w:rPr>
-                <w:rFonts w:ascii="Neue Hans Kendrick" w:hAnsi="Neue Hans Kendrick"/>
-                <w:sz w:val="16"/>
-                <w:szCs w:val="16"/>
-                <w:lang w:val="en-US"/>
-              </w:rPr>
-              <w:t xml:space="preserve"> }}</w:t>
+              <w:t>{{ client_address }}</w:t>
             </w:r>
           </w:p>
           <w:p>
@@ -480,27 +449,7 @@
                 <w:szCs w:val="16"/>
                 <w:lang w:val="en-US"/>
               </w:rPr>
-              <w:t xml:space="preserve">{{ </w:t>
-            </w:r>
-            <w:proofErr w:type="spellStart"/>
-            <w:r>
-              <w:rPr>
-                <w:rFonts w:ascii="Neue Hans Kendrick" w:hAnsi="Neue Hans Kendrick"/>
-                <w:sz w:val="16"/>
-                <w:szCs w:val="16"/>
-                <w:lang w:val="en-US"/>
-              </w:rPr>
-              <w:t>created_at</w:t>
-            </w:r>
-            <w:proofErr w:type="spellEnd"/>
-            <w:r>
-              <w:rPr>
-                <w:rFonts w:ascii="Neue Hans Kendrick" w:hAnsi="Neue Hans Kendrick"/>
-                <w:sz w:val="16"/>
-                <w:szCs w:val="16"/>
-                <w:lang w:val="en-US"/>
-              </w:rPr>
-              <w:t>}}</w:t>
+              <w:t>{{ created_at}}</w:t>
             </w:r>
           </w:p>
           <w:p>
@@ -550,453 +499,165 @@
                 <w:rFonts w:ascii="Neue Hans Kendrick" w:eastAsia="Neue Hans Kendrick Light" w:hAnsi="Neue Hans Kendrick"/>
                 <w:b/>
                 <w:sz w:val="16"/>
-                <w:lang w:val="en-US" w:eastAsia="de-DE" w:bidi="de-DE"/>
-              </w:rPr>
-            </w:pPr>
-            <w:r>
-              <w:rPr>
-                <w:rFonts w:ascii="Neue Hans Kendrick" w:eastAsia="Neue Hans Kendrick Light" w:hAnsi="Neue Hans Kendrick"/>
-                <w:b/>
+                <w:lang w:val="de-DE" w:eastAsia="de-DE" w:bidi="de-DE"/>
+              </w:rPr>
+            </w:pPr>
+            <w:r>
+              <w:rPr>
+                <w:rFonts w:ascii="Neue Hans Kendrick" w:eastAsia="Neue Hans Kendrick Light" w:hAnsi="Neue Hans Kendrick"/>
+                <w:b/>
+                <w:sz w:val="16"/>
+                <w:lang w:val="de-DE" w:eastAsia="de-DE" w:bidi="de-DE"/>
+              </w:rPr>
+              <w:t>SUBJECT</w:t>
+            </w:r>
+          </w:p>
+          <w:p>
+            <w:pPr>
+              <w:pStyle w:val="Tabelleninhalt"/>
+              <w:rPr>
+                <w:rFonts w:ascii="Neue Hans Kendrick" w:hAnsi="Neue Hans Kendrick"/>
+                <w:sz w:val="16"/>
+                <w:szCs w:val="16"/>
+                <w:lang w:val="de-DE"/>
+              </w:rPr>
+            </w:pPr>
+            <w:r>
+              <w:rPr>
+                <w:rFonts w:ascii="Neue Hans Kendrick" w:hAnsi="Neue Hans Kendrick"/>
+                <w:sz w:val="16"/>
+                <w:szCs w:val="16"/>
+                <w:lang w:val="de-DE"/>
+              </w:rPr>
+              <w:t>{{ invoice_title}} {% if invoice_type == 'AR' %}</w:t>
+            </w:r>
+            <w:r>
+              <w:rPr>
+                <w:rFonts w:ascii="Neue Hans Kendrick" w:hAnsi="Neue Hans Kendrick"/>
+                <w:sz w:val="16"/>
+                <w:szCs w:val="16"/>
+              </w:rPr>
+              <w:t>{{ current_ar_number }}</w:t>
+            </w:r>
+            <w:r>
+              <w:rPr>
+                <w:rFonts w:ascii="Neue Hans Kendrick" w:hAnsi="Neue Hans Kendrick"/>
+                <w:sz w:val="16"/>
+                <w:szCs w:val="16"/>
+              </w:rPr>
+              <w:t xml:space="preserve"> Partial</w:t>
+            </w:r>
+            <w:r>
+              <w:rPr>
+                <w:rFonts w:ascii="Neue Hans Kendrick" w:hAnsi="Neue Hans Kendrick"/>
+                <w:sz w:val="16"/>
+                <w:szCs w:val="16"/>
+              </w:rPr>
+              <w:t xml:space="preserve"> </w:t>
+            </w:r>
+            <w:r>
+              <w:rPr>
+                <w:rFonts w:ascii="Neue Hans Kendrick" w:hAnsi="Neue Hans Kendrick"/>
+                <w:sz w:val="16"/>
+                <w:szCs w:val="16"/>
+              </w:rPr>
+              <w:t>i</w:t>
+            </w:r>
+            <w:r>
+              <w:rPr>
+                <w:rFonts w:ascii="Neue Hans Kendrick" w:hAnsi="Neue Hans Kendrick"/>
+                <w:sz w:val="16"/>
+                <w:szCs w:val="16"/>
+              </w:rPr>
+              <w:t>nvoice</w:t>
+            </w:r>
+            <w:r>
+              <w:rPr>
+                <w:rFonts w:ascii="Neue Hans Kendrick" w:hAnsi="Neue Hans Kendrick"/>
+                <w:sz w:val="16"/>
+                <w:szCs w:val="16"/>
+                <w:lang w:val="de-DE"/>
+              </w:rPr>
+              <w:t xml:space="preserve"> {% elif invoice_type == 'ZR' %}Prepayment invoice {% elif invoice_type == 'ER' %}Invoice {% else %}Final </w:t>
+            </w:r>
+            <w:r>
+              <w:rPr>
+                <w:rFonts w:ascii="Neue Hans Kendrick" w:hAnsi="Neue Hans Kendrick"/>
+                <w:sz w:val="16"/>
+                <w:szCs w:val="16"/>
+              </w:rPr>
+              <w:t>i</w:t>
+            </w:r>
+            <w:r>
+              <w:rPr>
+                <w:rFonts w:ascii="Neue Hans Kendrick" w:hAnsi="Neue Hans Kendrick"/>
+                <w:sz w:val="16"/>
+                <w:szCs w:val="16"/>
+              </w:rPr>
+              <w:t xml:space="preserve">nvoice </w:t>
+            </w:r>
+            <w:r>
+              <w:rPr>
+                <w:rFonts w:ascii="Neue Hans Kendrick" w:hAnsi="Neue Hans Kendrick"/>
+                <w:sz w:val="16"/>
+                <w:szCs w:val="16"/>
+                <w:lang w:val="de-DE"/>
+              </w:rPr>
+              <w:t>{% endif %} f</w:t>
+            </w:r>
+            <w:r>
+              <w:rPr>
+                <w:rFonts w:ascii="Neue Hans Kendrick" w:eastAsia="Neue Hans Kendrick Light" w:hAnsi="Neue Hans Kendrick"/>
+                <w:sz w:val="16"/>
+                <w:lang w:val="de-DE" w:eastAsia="de-DE" w:bidi="de-DE"/>
+              </w:rPr>
+              <w:t xml:space="preserve">or the project </w:t>
+            </w:r>
+            <w:r>
+              <w:rPr>
+                <w:rFonts w:ascii="Neue Hans Kendrick" w:hAnsi="Neue Hans Kendrick"/>
+                <w:sz w:val="16"/>
+                <w:szCs w:val="16"/>
+                <w:lang w:val="de-DE"/>
+              </w:rPr>
+              <w:t xml:space="preserve">{{project_no}} </w:t>
+            </w:r>
+            <w:r>
+              <w:rPr>
+                <w:rFonts w:ascii="Neue Hans Kendrick" w:eastAsia="Neue Hans Kendrick Light" w:hAnsi="Neue Hans Kendrick" w:cs="Neue Hans Kendrick Light"/>
+                <w:color w:val="000000"/>
+                <w:sz w:val="16"/>
+                <w:lang w:val="de-DE" w:eastAsia="de-DE" w:bidi="de-DE"/>
+              </w:rPr>
+              <w:t xml:space="preserve">- </w:t>
+            </w:r>
+            <w:r>
+              <w:rPr>
+                <w:rFonts w:ascii="Neue Hans Kendrick" w:hAnsi="Neue Hans Kendrick"/>
+                <w:sz w:val="16"/>
+                <w:szCs w:val="16"/>
+                <w:lang w:val="de-DE"/>
+              </w:rPr>
+              <w:t>{{ project_name}}</w:t>
+            </w:r>
+          </w:p>
+          <w:p>
+            <w:pPr>
+              <w:pStyle w:val="Tabelleninhalt"/>
+              <w:rPr>
+                <w:rFonts w:ascii="Neue Hans Kendrick" w:eastAsia="Neue Hans Kendrick Light" w:hAnsi="Neue Hans Kendrick"/>
                 <w:sz w:val="16"/>
                 <w:lang w:val="en-US" w:eastAsia="de-DE" w:bidi="de-DE"/>
               </w:rPr>
-              <w:t>SUBJECT</w:t>
-            </w:r>
-          </w:p>
-          <w:p>
-            <w:pPr>
-              <w:pStyle w:val="Tabelleninhalt"/>
+            </w:pPr>
+            <w:r>
               <w:rPr>
                 <w:rFonts w:ascii="Neue Hans Kendrick" w:hAnsi="Neue Hans Kendrick"/>
                 <w:sz w:val="16"/>
                 <w:szCs w:val="16"/>
                 <w:lang w:val="en-US"/>
               </w:rPr>
-            </w:pPr>
-            <w:r>
-              <w:rPr>
-                <w:rFonts w:ascii="Neue Hans Kendrick" w:hAnsi="Neue Hans Kendrick"/>
-                <w:sz w:val="16"/>
-                <w:szCs w:val="16"/>
-                <w:lang w:val="en-US"/>
-              </w:rPr>
-              <w:t xml:space="preserve">{{ </w:t>
-            </w:r>
-            <w:proofErr w:type="spellStart"/>
-            <w:r>
-              <w:rPr>
-                <w:rFonts w:ascii="Neue Hans Kendrick" w:hAnsi="Neue Hans Kendrick"/>
-                <w:sz w:val="16"/>
-                <w:szCs w:val="16"/>
-                <w:lang w:val="en-US"/>
-              </w:rPr>
-              <w:t>invoice_title</w:t>
-            </w:r>
-            <w:proofErr w:type="spellEnd"/>
-            <w:r>
-              <w:rPr>
-                <w:rFonts w:ascii="Neue Hans Kendrick" w:hAnsi="Neue Hans Kendrick"/>
-                <w:sz w:val="16"/>
-                <w:szCs w:val="16"/>
-                <w:lang w:val="en-US"/>
-              </w:rPr>
-              <w:t xml:space="preserve">}} {% if </w:t>
-            </w:r>
-            <w:proofErr w:type="spellStart"/>
-            <w:r>
-              <w:rPr>
-                <w:rFonts w:ascii="Neue Hans Kendrick" w:hAnsi="Neue Hans Kendrick"/>
-                <w:sz w:val="16"/>
-                <w:szCs w:val="16"/>
-                <w:lang w:val="en-US"/>
-              </w:rPr>
-              <w:t>invoice_type</w:t>
-            </w:r>
-            <w:proofErr w:type="spellEnd"/>
-            <w:r>
-              <w:rPr>
-                <w:rFonts w:ascii="Neue Hans Kendrick" w:hAnsi="Neue Hans Kendrick"/>
-                <w:sz w:val="16"/>
-                <w:szCs w:val="16"/>
-                <w:lang w:val="en-US"/>
-              </w:rPr>
-              <w:t xml:space="preserve"> == 'AR' %}</w:t>
-            </w:r>
-            <w:r>
-              <w:rPr>
-                <w:rFonts w:ascii="Neue Hans Kendrick" w:hAnsi="Neue Hans Kendrick"/>
-                <w:sz w:val="16"/>
-                <w:szCs w:val="16"/>
-              </w:rPr>
-              <w:t>{{ current_ar_number }}</w:t>
-            </w:r>
-            <w:r>
-              <w:rPr>
-                <w:rFonts w:ascii="Neue Hans Kendrick" w:hAnsi="Neue Hans Kendrick"/>
-                <w:sz w:val="16"/>
-                <w:szCs w:val="16"/>
-              </w:rPr>
-              <w:t>. Partial</w:t>
-            </w:r>
-            <w:r>
-              <w:rPr>
-                <w:rFonts w:ascii="Neue Hans Kendrick" w:hAnsi="Neue Hans Kendrick"/>
-                <w:sz w:val="16"/>
-                <w:szCs w:val="16"/>
-              </w:rPr>
-              <w:t xml:space="preserve"> </w:t>
-            </w:r>
-            <w:r>
-              <w:rPr>
-                <w:rFonts w:ascii="Neue Hans Kendrick" w:hAnsi="Neue Hans Kendrick"/>
-                <w:sz w:val="16"/>
-                <w:szCs w:val="16"/>
-              </w:rPr>
-              <w:t>i</w:t>
-            </w:r>
-            <w:r>
-              <w:rPr>
-                <w:rFonts w:ascii="Neue Hans Kendrick" w:hAnsi="Neue Hans Kendrick"/>
-                <w:sz w:val="16"/>
-                <w:szCs w:val="16"/>
-              </w:rPr>
-              <w:t>nvoice</w:t>
-            </w:r>
-            <w:r>
-              <w:rPr>
-                <w:rFonts w:ascii="Neue Hans Kendrick" w:hAnsi="Neue Hans Kendrick"/>
-                <w:sz w:val="16"/>
-                <w:szCs w:val="16"/>
-                <w:lang w:val="en-US"/>
-              </w:rPr>
-              <w:t xml:space="preserve"> {% </w:t>
-            </w:r>
-            <w:proofErr w:type="spellStart"/>
-            <w:r>
-              <w:rPr>
-                <w:rFonts w:ascii="Neue Hans Kendrick" w:hAnsi="Neue Hans Kendrick"/>
-                <w:sz w:val="16"/>
-                <w:szCs w:val="16"/>
-                <w:lang w:val="en-US"/>
-              </w:rPr>
-              <w:t>elif</w:t>
-            </w:r>
-            <w:proofErr w:type="spellEnd"/>
-            <w:r>
-              <w:rPr>
-                <w:rFonts w:ascii="Neue Hans Kendrick" w:hAnsi="Neue Hans Kendrick"/>
-                <w:sz w:val="16"/>
-                <w:szCs w:val="16"/>
-                <w:lang w:val="en-US"/>
-              </w:rPr>
-              <w:t xml:space="preserve"> </w:t>
-            </w:r>
-            <w:proofErr w:type="spellStart"/>
-            <w:r>
-              <w:rPr>
-                <w:rFonts w:ascii="Neue Hans Kendrick" w:hAnsi="Neue Hans Kendrick"/>
-                <w:sz w:val="16"/>
-                <w:szCs w:val="16"/>
-                <w:lang w:val="en-US"/>
-              </w:rPr>
-              <w:t>invoice_type</w:t>
-            </w:r>
-            <w:proofErr w:type="spellEnd"/>
-            <w:r>
-              <w:rPr>
-                <w:rFonts w:ascii="Neue Hans Kendrick" w:hAnsi="Neue Hans Kendrick"/>
-                <w:sz w:val="16"/>
-                <w:szCs w:val="16"/>
-                <w:lang w:val="en-US"/>
-              </w:rPr>
-              <w:t xml:space="preserve"> == 'ZR' %}</w:t>
-            </w:r>
-            <w:r>
-              <w:rPr>
-                <w:rFonts w:ascii="Neue Hans Kendrick" w:hAnsi="Neue Hans Kendrick"/>
-                <w:sz w:val="16"/>
-                <w:szCs w:val="16"/>
-                <w:lang w:val="en-US"/>
-              </w:rPr>
-              <w:t>P</w:t>
-            </w:r>
-            <w:r>
-              <w:rPr>
-                <w:rFonts w:ascii="Neue Hans Kendrick" w:hAnsi="Neue Hans Kendrick"/>
-                <w:sz w:val="16"/>
-                <w:szCs w:val="16"/>
-                <w:lang w:val="en-US"/>
-              </w:rPr>
-              <w:t>repayment</w:t>
-            </w:r>
-            <w:r>
-              <w:rPr>
-                <w:rFonts w:ascii="Neue Hans Kendrick" w:hAnsi="Neue Hans Kendrick"/>
-                <w:sz w:val="16"/>
-                <w:szCs w:val="16"/>
-                <w:lang w:val="en-US"/>
-              </w:rPr>
-              <w:t xml:space="preserve"> </w:t>
-            </w:r>
-            <w:r>
-              <w:rPr>
-                <w:rFonts w:ascii="Neue Hans Kendrick" w:hAnsi="Neue Hans Kendrick"/>
-                <w:sz w:val="16"/>
-                <w:szCs w:val="16"/>
-                <w:lang w:val="en-US"/>
-              </w:rPr>
-              <w:t>i</w:t>
-            </w:r>
-            <w:r>
-              <w:rPr>
-                <w:rFonts w:ascii="Neue Hans Kendrick" w:hAnsi="Neue Hans Kendrick"/>
-                <w:sz w:val="16"/>
-                <w:szCs w:val="16"/>
-                <w:lang w:val="en-US"/>
-              </w:rPr>
-              <w:t xml:space="preserve">nvoice {% </w:t>
-            </w:r>
-            <w:proofErr w:type="spellStart"/>
-            <w:r>
-              <w:rPr>
-                <w:rFonts w:ascii="Neue Hans Kendrick" w:hAnsi="Neue Hans Kendrick"/>
-                <w:sz w:val="16"/>
-                <w:szCs w:val="16"/>
-                <w:lang w:val="en-US"/>
-              </w:rPr>
-              <w:t>elif</w:t>
-            </w:r>
-            <w:proofErr w:type="spellEnd"/>
-            <w:r>
-              <w:rPr>
-                <w:rFonts w:ascii="Neue Hans Kendrick" w:hAnsi="Neue Hans Kendrick"/>
-                <w:sz w:val="16"/>
-                <w:szCs w:val="16"/>
-                <w:lang w:val="en-US"/>
-              </w:rPr>
-              <w:t xml:space="preserve"> </w:t>
-            </w:r>
-            <w:proofErr w:type="spellStart"/>
-            <w:r>
-              <w:rPr>
-                <w:rFonts w:ascii="Neue Hans Kendrick" w:hAnsi="Neue Hans Kendrick"/>
-                <w:sz w:val="16"/>
-                <w:szCs w:val="16"/>
-                <w:lang w:val="en-US"/>
-              </w:rPr>
-              <w:t>invoice_type</w:t>
-            </w:r>
-            <w:proofErr w:type="spellEnd"/>
-            <w:r>
-              <w:rPr>
-                <w:rFonts w:ascii="Neue Hans Kendrick" w:hAnsi="Neue Hans Kendrick"/>
-                <w:sz w:val="16"/>
-                <w:szCs w:val="16"/>
-                <w:lang w:val="en-US"/>
-              </w:rPr>
-              <w:t xml:space="preserve"> == 'ER' %}</w:t>
-            </w:r>
-            <w:r>
-              <w:rPr>
-                <w:rFonts w:ascii="Neue Hans Kendrick" w:hAnsi="Neue Hans Kendrick"/>
-                <w:sz w:val="16"/>
-                <w:szCs w:val="16"/>
-                <w:lang w:val="en-US"/>
-              </w:rPr>
-              <w:t>I</w:t>
-            </w:r>
-            <w:r>
-              <w:rPr>
-                <w:rFonts w:ascii="Neue Hans Kendrick" w:hAnsi="Neue Hans Kendrick"/>
-                <w:sz w:val="16"/>
-                <w:szCs w:val="16"/>
-                <w:lang w:val="en-US"/>
-              </w:rPr>
-              <w:t>nvoice {% else %}</w:t>
-            </w:r>
-            <w:r>
-              <w:rPr>
-                <w:rFonts w:ascii="Neue Hans Kendrick" w:hAnsi="Neue Hans Kendrick"/>
-                <w:sz w:val="16"/>
-                <w:szCs w:val="16"/>
-                <w:lang w:val="en-US"/>
-              </w:rPr>
-              <w:t xml:space="preserve">Final </w:t>
-            </w:r>
-            <w:r>
-              <w:rPr>
-                <w:rFonts w:ascii="Neue Hans Kendrick" w:hAnsi="Neue Hans Kendrick"/>
-                <w:sz w:val="16"/>
-                <w:szCs w:val="16"/>
-              </w:rPr>
-              <w:t>i</w:t>
-            </w:r>
-            <w:r>
-              <w:rPr>
-                <w:rFonts w:ascii="Neue Hans Kendrick" w:hAnsi="Neue Hans Kendrick"/>
-                <w:sz w:val="16"/>
-                <w:szCs w:val="16"/>
-              </w:rPr>
-              <w:t xml:space="preserve">nvoice </w:t>
-            </w:r>
-            <w:r>
-              <w:rPr>
-                <w:rFonts w:ascii="Neue Hans Kendrick" w:hAnsi="Neue Hans Kendrick"/>
-                <w:sz w:val="16"/>
-                <w:szCs w:val="16"/>
-                <w:lang w:val="en-US"/>
-              </w:rPr>
-              <w:t>{% endif %} f</w:t>
-            </w:r>
-            <w:r>
-              <w:rPr>
-                <w:rFonts w:ascii="Neue Hans Kendrick" w:eastAsia="Neue Hans Kendrick Light" w:hAnsi="Neue Hans Kendrick"/>
-                <w:sz w:val="16"/>
-                <w:lang w:val="en-US" w:eastAsia="de-DE" w:bidi="de-DE"/>
-              </w:rPr>
-              <w:t>or</w:t>
-            </w:r>
-            <w:r>
-              <w:rPr>
-                <w:rFonts w:ascii="Neue Hans Kendrick" w:eastAsia="Neue Hans Kendrick Light" w:hAnsi="Neue Hans Kendrick"/>
-                <w:sz w:val="16"/>
-                <w:lang w:val="en-US" w:eastAsia="de-DE" w:bidi="de-DE"/>
-              </w:rPr>
-              <w:t xml:space="preserve"> </w:t>
-            </w:r>
-            <w:r>
-              <w:rPr>
-                <w:rFonts w:ascii="Neue Hans Kendrick" w:eastAsia="Neue Hans Kendrick Light" w:hAnsi="Neue Hans Kendrick"/>
-                <w:sz w:val="16"/>
-                <w:lang w:val="en-US" w:eastAsia="de-DE" w:bidi="de-DE"/>
-              </w:rPr>
-              <w:t xml:space="preserve">the project </w:t>
-            </w:r>
-            <w:r>
-              <w:rPr>
-                <w:rFonts w:ascii="Neue Hans Kendrick" w:hAnsi="Neue Hans Kendrick"/>
-                <w:sz w:val="16"/>
-                <w:szCs w:val="16"/>
-                <w:lang w:val="en-US"/>
-              </w:rPr>
-              <w:t>{{</w:t>
-            </w:r>
-            <w:proofErr w:type="spellStart"/>
-            <w:r>
-              <w:rPr>
-                <w:rFonts w:ascii="Neue Hans Kendrick" w:hAnsi="Neue Hans Kendrick"/>
-                <w:sz w:val="16"/>
-                <w:szCs w:val="16"/>
-                <w:lang w:val="en-US"/>
-              </w:rPr>
-              <w:t>project_no</w:t>
-            </w:r>
-            <w:proofErr w:type="spellEnd"/>
-            <w:r>
-              <w:rPr>
-                <w:rFonts w:ascii="Neue Hans Kendrick" w:hAnsi="Neue Hans Kendrick"/>
-                <w:sz w:val="16"/>
-                <w:szCs w:val="16"/>
-                <w:lang w:val="en-US"/>
-              </w:rPr>
-              <w:t xml:space="preserve">}} </w:t>
-            </w:r>
-            <w:r>
-              <w:rPr>
-                <w:rFonts w:ascii="Neue Hans Kendrick" w:eastAsia="Neue Hans Kendrick Light" w:hAnsi="Neue Hans Kendrick" w:cs="Neue Hans Kendrick Light"/>
-                <w:color w:val="000000"/>
-                <w:sz w:val="16"/>
-                <w:lang w:val="en-US" w:eastAsia="de-DE" w:bidi="de-DE"/>
-              </w:rPr>
-              <w:t xml:space="preserve">- </w:t>
-            </w:r>
-            <w:r>
-              <w:rPr>
-                <w:rFonts w:ascii="Neue Hans Kendrick" w:hAnsi="Neue Hans Kendrick"/>
-                <w:sz w:val="16"/>
-                <w:szCs w:val="16"/>
-                <w:lang w:val="en-US"/>
-              </w:rPr>
-              <w:t xml:space="preserve">{{ </w:t>
-            </w:r>
-            <w:proofErr w:type="spellStart"/>
-            <w:r>
-              <w:rPr>
-                <w:rFonts w:ascii="Neue Hans Kendrick" w:hAnsi="Neue Hans Kendrick"/>
-                <w:sz w:val="16"/>
-                <w:szCs w:val="16"/>
-                <w:lang w:val="en-US"/>
-              </w:rPr>
-              <w:t>project_name</w:t>
-            </w:r>
-            <w:proofErr w:type="spellEnd"/>
-            <w:r>
-              <w:rPr>
-                <w:rFonts w:ascii="Neue Hans Kendrick" w:hAnsi="Neue Hans Kendrick"/>
-                <w:sz w:val="16"/>
-                <w:szCs w:val="16"/>
-                <w:lang w:val="en-US"/>
-              </w:rPr>
-              <w:t>}}</w:t>
-            </w:r>
-          </w:p>
-          <w:p>
-            <w:pPr>
-              <w:pStyle w:val="Tabelleninhalt"/>
-              <w:rPr>
-                <w:rFonts w:ascii="Neue Hans Kendrick" w:eastAsia="Neue Hans Kendrick Light" w:hAnsi="Neue Hans Kendrick"/>
-                <w:sz w:val="16"/>
-                <w:lang w:val="en-US" w:eastAsia="de-DE" w:bidi="de-DE"/>
-              </w:rPr>
-            </w:pPr>
-            <w:r>
-              <w:rPr>
-                <w:rFonts w:ascii="Neue Hans Kendrick" w:hAnsi="Neue Hans Kendrick"/>
-                <w:sz w:val="16"/>
-                <w:szCs w:val="16"/>
-                <w:lang w:val="en-US"/>
-              </w:rPr>
-              <w:t>Order {{</w:t>
-            </w:r>
-            <w:proofErr w:type="spellStart"/>
-            <w:r>
-              <w:rPr>
-                <w:rFonts w:ascii="Neue Hans Kendrick" w:hAnsi="Neue Hans Kendrick"/>
-                <w:sz w:val="16"/>
-                <w:szCs w:val="16"/>
-                <w:lang w:val="en-US"/>
-              </w:rPr>
-              <w:t>contract_no</w:t>
-            </w:r>
-            <w:proofErr w:type="spellEnd"/>
-            <w:r>
-              <w:rPr>
-                <w:rFonts w:ascii="Neue Hans Kendrick" w:hAnsi="Neue Hans Kendrick"/>
-                <w:sz w:val="16"/>
-                <w:szCs w:val="16"/>
-                <w:lang w:val="en-US"/>
-              </w:rPr>
-              <w:t>}} {{</w:t>
-            </w:r>
-            <w:proofErr w:type="spellStart"/>
-            <w:r>
-              <w:rPr>
-                <w:rFonts w:ascii="Neue Hans Kendrick" w:hAnsi="Neue Hans Kendrick"/>
-                <w:sz w:val="16"/>
-                <w:szCs w:val="16"/>
-                <w:lang w:val="en-US"/>
-              </w:rPr>
-              <w:t>contract_name</w:t>
-            </w:r>
-            <w:proofErr w:type="spellEnd"/>
-            <w:r>
-              <w:rPr>
-                <w:rFonts w:ascii="Neue Hans Kendrick" w:hAnsi="Neue Hans Kendrick"/>
-                <w:sz w:val="16"/>
-                <w:szCs w:val="16"/>
-                <w:lang w:val="en-US"/>
-              </w:rPr>
-              <w:t>}}</w:t>
+              <w:t>Order {{contract_no}} {{contract_name}}</w:t>
             </w:r>
           </w:p>
         </w:tc>
@@ -1050,19 +711,19 @@
                 <w:szCs w:val="16"/>
                 <w:lang w:val="en-US"/>
               </w:rPr>
-              <w:t xml:space="preserve">{{ </w:t>
-            </w:r>
-            <w:proofErr w:type="spellStart"/>
-            <w:r>
+              <w:t>{{ project_no}}</w:t>
+            </w:r>
+          </w:p>
+          <w:p>
+            <w:pPr>
+              <w:pStyle w:val="Tabelleninhalt"/>
               <w:rPr>
                 <w:rFonts w:ascii="Neue Hans Kendrick" w:hAnsi="Neue Hans Kendrick"/>
                 <w:sz w:val="16"/>
                 <w:szCs w:val="16"/>
                 <w:lang w:val="en-US"/>
               </w:rPr>
-              <w:t>project_no</w:t>
-            </w:r>
-            <w:proofErr w:type="spellEnd"/>
+            </w:pPr>
             <w:r>
               <w:rPr>
                 <w:rFonts w:ascii="Neue Hans Kendrick" w:hAnsi="Neue Hans Kendrick"/>
@@ -1070,47 +731,7 @@
                 <w:szCs w:val="16"/>
                 <w:lang w:val="en-US"/>
               </w:rPr>
-              <w:t>}}</w:t>
-            </w:r>
-          </w:p>
-          <w:p>
-            <w:pPr>
-              <w:pStyle w:val="Tabelleninhalt"/>
-              <w:rPr>
-                <w:rFonts w:ascii="Neue Hans Kendrick" w:hAnsi="Neue Hans Kendrick"/>
-                <w:sz w:val="16"/>
-                <w:szCs w:val="16"/>
-                <w:lang w:val="en-US"/>
-              </w:rPr>
-            </w:pPr>
-            <w:r>
-              <w:rPr>
-                <w:rFonts w:ascii="Neue Hans Kendrick" w:hAnsi="Neue Hans Kendrick"/>
-                <w:sz w:val="16"/>
-                <w:szCs w:val="16"/>
-                <w:lang w:val="en-US"/>
-              </w:rPr>
-              <w:t xml:space="preserve">{{ </w:t>
-            </w:r>
-            <w:proofErr w:type="spellStart"/>
-            <w:r>
-              <w:rPr>
-                <w:rFonts w:ascii="Neue Hans Kendrick" w:hAnsi="Neue Hans Kendrick"/>
-                <w:sz w:val="16"/>
-                <w:szCs w:val="16"/>
-                <w:lang w:val="en-US"/>
-              </w:rPr>
-              <w:t>project_name</w:t>
-            </w:r>
-            <w:proofErr w:type="spellEnd"/>
-            <w:r>
-              <w:rPr>
-                <w:rFonts w:ascii="Neue Hans Kendrick" w:hAnsi="Neue Hans Kendrick"/>
-                <w:sz w:val="16"/>
-                <w:szCs w:val="16"/>
-                <w:lang w:val="en-US"/>
-              </w:rPr>
-              <w:t>}}</w:t>
+              <w:t>{{ project_name}}</w:t>
             </w:r>
           </w:p>
           <w:p>
@@ -1176,9 +797,8 @@
                 <w:szCs w:val="16"/>
                 <w:lang w:val="en-US"/>
               </w:rPr>
-              <w:t xml:space="preserve">{{ </w:t>
-            </w:r>
-            <w:proofErr w:type="spellStart"/>
+              <w:t>{{ invoice_title}}</w:t>
+            </w:r>
             <w:r>
               <w:rPr>
                 <w:rFonts w:ascii="Neue Hans Kendrick" w:hAnsi="Neue Hans Kendrick"/>
@@ -1186,18 +806,19 @@
                 <w:szCs w:val="16"/>
                 <w:lang w:val="en-US"/>
               </w:rPr>
-              <w:t>invoice_title</w:t>
-            </w:r>
-            <w:proofErr w:type="spellEnd"/>
-            <w:r>
+              <w:t xml:space="preserve"> </w:t>
+            </w:r>
+          </w:p>
+          <w:p>
+            <w:pPr>
+              <w:pStyle w:val="Tabelleninhalt"/>
               <w:rPr>
                 <w:rFonts w:ascii="Neue Hans Kendrick" w:hAnsi="Neue Hans Kendrick"/>
                 <w:sz w:val="16"/>
                 <w:szCs w:val="16"/>
                 <w:lang w:val="en-US"/>
               </w:rPr>
-              <w:t>}}</w:t>
-            </w:r>
+            </w:pPr>
             <w:r>
               <w:rPr>
                 <w:rFonts w:ascii="Neue Hans Kendrick" w:hAnsi="Neue Hans Kendrick"/>
@@ -1205,19 +826,59 @@
                 <w:szCs w:val="16"/>
                 <w:lang w:val="en-US"/>
               </w:rPr>
+              <w:t>{% if invoice_type == 'AR' %}</w:t>
+            </w:r>
+            <w:r>
+              <w:rPr>
+                <w:rFonts w:ascii="Neue Hans Kendrick" w:hAnsi="Neue Hans Kendrick"/>
+                <w:sz w:val="16"/>
+                <w:szCs w:val="16"/>
+              </w:rPr>
+              <w:t>{% if current_ar_number %}</w:t>
+            </w:r>
+            <w:bookmarkStart w:id="0" w:name="_Hlk208581392"/>
+            <w:r>
+              <w:rPr>
+                <w:rFonts w:ascii="Neue Hans Kendrick" w:hAnsi="Neue Hans Kendrick"/>
+                <w:sz w:val="16"/>
+                <w:szCs w:val="16"/>
+              </w:rPr>
+              <w:t>{{ current_ar_number }}</w:t>
+            </w:r>
+            <w:bookmarkEnd w:id="0"/>
+            <w:r>
+              <w:rPr>
+                <w:rFonts w:ascii="Neue Hans Kendrick" w:hAnsi="Neue Hans Kendrick"/>
+                <w:sz w:val="16"/>
+                <w:szCs w:val="16"/>
+              </w:rPr>
               <w:t xml:space="preserve"> </w:t>
             </w:r>
-          </w:p>
-          <w:p>
-            <w:pPr>
-              <w:pStyle w:val="Tabelleninhalt"/>
+            <w:r>
+              <w:rPr>
+                <w:rFonts w:ascii="Neue Hans Kendrick" w:hAnsi="Neue Hans Kendrick"/>
+                <w:sz w:val="16"/>
+                <w:szCs w:val="16"/>
+              </w:rPr>
+              <w:t>{% endif %}</w:t>
+            </w:r>
+            <w:r>
+              <w:rPr>
+                <w:rFonts w:ascii="Neue Hans Kendrick" w:hAnsi="Neue Hans Kendrick"/>
+                <w:sz w:val="16"/>
+                <w:szCs w:val="16"/>
+              </w:rPr>
+              <w:t>Partial Invoice</w:t>
+            </w:r>
+            <w:r>
               <w:rPr>
                 <w:rFonts w:ascii="Neue Hans Kendrick" w:hAnsi="Neue Hans Kendrick"/>
                 <w:sz w:val="16"/>
                 <w:szCs w:val="16"/>
                 <w:lang w:val="en-US"/>
               </w:rPr>
-            </w:pPr>
+              <w:t>{% elif invoice_type == 'ZR' %}</w:t>
+            </w:r>
             <w:r>
               <w:rPr>
                 <w:rFonts w:ascii="Neue Hans Kendrick" w:hAnsi="Neue Hans Kendrick"/>
@@ -1225,9 +886,8 @@
                 <w:szCs w:val="16"/>
                 <w:lang w:val="en-US"/>
               </w:rPr>
-              <w:t xml:space="preserve">{% if </w:t>
-            </w:r>
-            <w:proofErr w:type="spellStart"/>
+              <w:t>Prepayment Invoice</w:t>
+            </w:r>
             <w:r>
               <w:rPr>
                 <w:rFonts w:ascii="Neue Hans Kendrick" w:hAnsi="Neue Hans Kendrick"/>
@@ -1235,166 +895,7 @@
                 <w:szCs w:val="16"/>
                 <w:lang w:val="en-US"/>
               </w:rPr>
-              <w:t>invoice_type</w:t>
-            </w:r>
-            <w:proofErr w:type="spellEnd"/>
-            <w:r>
-              <w:rPr>
-                <w:rFonts w:ascii="Neue Hans Kendrick" w:hAnsi="Neue Hans Kendrick"/>
-                <w:sz w:val="16"/>
-                <w:szCs w:val="16"/>
-                <w:lang w:val="en-US"/>
-              </w:rPr>
-              <w:t xml:space="preserve"> == 'AR' %}</w:t>
-            </w:r>
-            <w:r>
-              <w:rPr>
-                <w:rFonts w:ascii="Neue Hans Kendrick" w:hAnsi="Neue Hans Kendrick"/>
-                <w:sz w:val="16"/>
-                <w:szCs w:val="16"/>
-              </w:rPr>
-              <w:t>{% if current_ar_number %}</w:t>
-            </w:r>
-            <w:bookmarkStart w:id="0" w:name="_Hlk208581392"/>
-            <w:r>
-              <w:rPr>
-                <w:rFonts w:ascii="Neue Hans Kendrick" w:hAnsi="Neue Hans Kendrick"/>
-                <w:sz w:val="16"/>
-                <w:szCs w:val="16"/>
-              </w:rPr>
-              <w:t>{{ current_ar_number }}</w:t>
-            </w:r>
-            <w:bookmarkEnd w:id="0"/>
-            <w:r>
-              <w:rPr>
-                <w:rFonts w:ascii="Neue Hans Kendrick" w:hAnsi="Neue Hans Kendrick"/>
-                <w:sz w:val="16"/>
-                <w:szCs w:val="16"/>
-              </w:rPr>
-              <w:t xml:space="preserve">. </w:t>
-            </w:r>
-            <w:r>
-              <w:rPr>
-                <w:rFonts w:ascii="Neue Hans Kendrick" w:hAnsi="Neue Hans Kendrick"/>
-                <w:sz w:val="16"/>
-                <w:szCs w:val="16"/>
-              </w:rPr>
-              <w:t>{% endif %}</w:t>
-            </w:r>
-            <w:r>
-              <w:rPr>
-                <w:rFonts w:ascii="Neue Hans Kendrick" w:hAnsi="Neue Hans Kendrick"/>
-                <w:sz w:val="16"/>
-                <w:szCs w:val="16"/>
-              </w:rPr>
-              <w:t>Partial Invoice</w:t>
-            </w:r>
-            <w:r>
-              <w:rPr>
-                <w:rFonts w:ascii="Neue Hans Kendrick" w:hAnsi="Neue Hans Kendrick"/>
-                <w:sz w:val="16"/>
-                <w:szCs w:val="16"/>
-                <w:lang w:val="en-US"/>
-              </w:rPr>
-              <w:t xml:space="preserve">{% </w:t>
-            </w:r>
-            <w:proofErr w:type="spellStart"/>
-            <w:r>
-              <w:rPr>
-                <w:rFonts w:ascii="Neue Hans Kendrick" w:hAnsi="Neue Hans Kendrick"/>
-                <w:sz w:val="16"/>
-                <w:szCs w:val="16"/>
-                <w:lang w:val="en-US"/>
-              </w:rPr>
-              <w:t>elif</w:t>
-            </w:r>
-            <w:proofErr w:type="spellEnd"/>
-            <w:r>
-              <w:rPr>
-                <w:rFonts w:ascii="Neue Hans Kendrick" w:hAnsi="Neue Hans Kendrick"/>
-                <w:sz w:val="16"/>
-                <w:szCs w:val="16"/>
-                <w:lang w:val="en-US"/>
-              </w:rPr>
-              <w:t xml:space="preserve"> </w:t>
-            </w:r>
-            <w:proofErr w:type="spellStart"/>
-            <w:r>
-              <w:rPr>
-                <w:rFonts w:ascii="Neue Hans Kendrick" w:hAnsi="Neue Hans Kendrick"/>
-                <w:sz w:val="16"/>
-                <w:szCs w:val="16"/>
-                <w:lang w:val="en-US"/>
-              </w:rPr>
-              <w:t>invoice_type</w:t>
-            </w:r>
-            <w:proofErr w:type="spellEnd"/>
-            <w:r>
-              <w:rPr>
-                <w:rFonts w:ascii="Neue Hans Kendrick" w:hAnsi="Neue Hans Kendrick"/>
-                <w:sz w:val="16"/>
-                <w:szCs w:val="16"/>
-                <w:lang w:val="en-US"/>
-              </w:rPr>
-              <w:t xml:space="preserve"> == 'ZR' %}</w:t>
-            </w:r>
-            <w:r>
-              <w:rPr>
-                <w:rFonts w:ascii="Neue Hans Kendrick" w:hAnsi="Neue Hans Kendrick"/>
-                <w:sz w:val="16"/>
-                <w:szCs w:val="16"/>
-                <w:lang w:val="en-US"/>
-              </w:rPr>
-              <w:t>Prepayment Invoice</w:t>
-            </w:r>
-            <w:r>
-              <w:rPr>
-                <w:rFonts w:ascii="Neue Hans Kendrick" w:hAnsi="Neue Hans Kendrick"/>
-                <w:sz w:val="16"/>
-                <w:szCs w:val="16"/>
-                <w:lang w:val="en-US"/>
-              </w:rPr>
-              <w:t xml:space="preserve">{% </w:t>
-            </w:r>
-            <w:proofErr w:type="spellStart"/>
-            <w:r>
-              <w:rPr>
-                <w:rFonts w:ascii="Neue Hans Kendrick" w:hAnsi="Neue Hans Kendrick"/>
-                <w:sz w:val="16"/>
-                <w:szCs w:val="16"/>
-                <w:lang w:val="en-US"/>
-              </w:rPr>
-              <w:t>elif</w:t>
-            </w:r>
-            <w:proofErr w:type="spellEnd"/>
-            <w:r>
-              <w:rPr>
-                <w:rFonts w:ascii="Neue Hans Kendrick" w:hAnsi="Neue Hans Kendrick"/>
-                <w:sz w:val="16"/>
-                <w:szCs w:val="16"/>
-                <w:lang w:val="en-US"/>
-              </w:rPr>
-              <w:t xml:space="preserve"> </w:t>
-            </w:r>
-            <w:proofErr w:type="spellStart"/>
-            <w:r>
-              <w:rPr>
-                <w:rFonts w:ascii="Neue Hans Kendrick" w:hAnsi="Neue Hans Kendrick"/>
-                <w:sz w:val="16"/>
-                <w:szCs w:val="16"/>
-                <w:lang w:val="en-US"/>
-              </w:rPr>
-              <w:t>invoice_type</w:t>
-            </w:r>
-            <w:proofErr w:type="spellEnd"/>
-            <w:r>
-              <w:rPr>
-                <w:rFonts w:ascii="Neue Hans Kendrick" w:hAnsi="Neue Hans Kendrick"/>
-                <w:sz w:val="16"/>
-                <w:szCs w:val="16"/>
-                <w:lang w:val="en-US"/>
-              </w:rPr>
-              <w:t xml:space="preserve"> == 'ER' %}</w:t>
+              <w:t>{% elif invoice_type == 'ER' %}</w:t>
             </w:r>
             <w:r>
               <w:rPr>
@@ -1495,9 +996,8 @@
                 <w:szCs w:val="16"/>
                 <w:lang w:val="en-US"/>
               </w:rPr>
-              <w:t xml:space="preserve">{{ </w:t>
-            </w:r>
-            <w:proofErr w:type="spellStart"/>
+              <w:t>{{ from_date}}</w:t>
+            </w:r>
             <w:r>
               <w:rPr>
                 <w:rFonts w:ascii="Neue Hans Kendrick" w:hAnsi="Neue Hans Kendrick"/>
@@ -1505,9 +1005,16 @@
                 <w:szCs w:val="16"/>
                 <w:lang w:val="en-US"/>
               </w:rPr>
-              <w:t>from_date</w:t>
-            </w:r>
-            <w:proofErr w:type="spellEnd"/>
+              <w:t xml:space="preserve"> to</w:t>
+            </w:r>
+            <w:r>
+              <w:rPr>
+                <w:rFonts w:ascii="Neue Hans Kendrick" w:eastAsia="Neue Hans Kendrick Light" w:hAnsi="Neue Hans Kendrick"/>
+                <w:sz w:val="16"/>
+                <w:lang w:val="en-US" w:eastAsia="de-DE" w:bidi="de-DE"/>
+              </w:rPr>
+              <w:t xml:space="preserve"> </w:t>
+            </w:r>
             <w:r>
               <w:rPr>
                 <w:rFonts w:ascii="Neue Hans Kendrick" w:hAnsi="Neue Hans Kendrick"/>
@@ -1515,53 +1022,7 @@
                 <w:szCs w:val="16"/>
                 <w:lang w:val="en-US"/>
               </w:rPr>
-              <w:t>}}</w:t>
-            </w:r>
-            <w:r>
-              <w:rPr>
-                <w:rFonts w:ascii="Neue Hans Kendrick" w:hAnsi="Neue Hans Kendrick"/>
-                <w:sz w:val="16"/>
-                <w:szCs w:val="16"/>
-                <w:lang w:val="en-US"/>
-              </w:rPr>
-              <w:t xml:space="preserve"> to</w:t>
-            </w:r>
-            <w:r>
-              <w:rPr>
-                <w:rFonts w:ascii="Neue Hans Kendrick" w:eastAsia="Neue Hans Kendrick Light" w:hAnsi="Neue Hans Kendrick"/>
-                <w:sz w:val="16"/>
-                <w:lang w:val="en-US" w:eastAsia="de-DE" w:bidi="de-DE"/>
-              </w:rPr>
-              <w:t xml:space="preserve"> </w:t>
-            </w:r>
-            <w:r>
-              <w:rPr>
-                <w:rFonts w:ascii="Neue Hans Kendrick" w:hAnsi="Neue Hans Kendrick"/>
-                <w:sz w:val="16"/>
-                <w:szCs w:val="16"/>
-                <w:lang w:val="en-US"/>
-              </w:rPr>
-              <w:t xml:space="preserve">{{ </w:t>
-            </w:r>
-            <w:proofErr w:type="spellStart"/>
-            <w:r>
-              <w:rPr>
-                <w:rFonts w:ascii="Neue Hans Kendrick" w:hAnsi="Neue Hans Kendrick"/>
-                <w:sz w:val="16"/>
-                <w:szCs w:val="16"/>
-                <w:lang w:val="en-US"/>
-              </w:rPr>
-              <w:t>to_date</w:t>
-            </w:r>
-            <w:proofErr w:type="spellEnd"/>
-            <w:r>
-              <w:rPr>
-                <w:rFonts w:ascii="Neue Hans Kendrick" w:hAnsi="Neue Hans Kendrick"/>
-                <w:sz w:val="16"/>
-                <w:szCs w:val="16"/>
-                <w:lang w:val="en-US"/>
-              </w:rPr>
-              <w:t>}}</w:t>
+              <w:t>{{ to_date}}</w:t>
             </w:r>
           </w:p>
           <w:p>
@@ -1700,274 +1161,98 @@
                 <w:rFonts w:ascii="Neue Hans Kendrick" w:eastAsia="Neue Hans Kendrick Light" w:hAnsi="Neue Hans Kendrick"/>
                 <w:lang w:val="en-US" w:eastAsia="de-DE" w:bidi="de-DE"/>
               </w:rPr>
-              <w:t xml:space="preserve">Please find enclosed the {% if </w:t>
-            </w:r>
-            <w:proofErr w:type="spellStart"/>
-            <w:r>
-              <w:rPr>
-                <w:rFonts w:ascii="Neue Hans Kendrick" w:eastAsia="Neue Hans Kendrick Light" w:hAnsi="Neue Hans Kendrick"/>
-                <w:lang w:val="en-US" w:eastAsia="de-DE" w:bidi="de-DE"/>
-              </w:rPr>
-              <w:t>invoice_type</w:t>
-            </w:r>
-            <w:proofErr w:type="spellEnd"/>
-            <w:r>
-              <w:rPr>
-                <w:rFonts w:ascii="Neue Hans Kendrick" w:eastAsia="Neue Hans Kendrick Light" w:hAnsi="Neue Hans Kendrick"/>
-                <w:lang w:val="en-US" w:eastAsia="de-DE" w:bidi="de-DE"/>
-              </w:rPr>
-              <w:t xml:space="preserve"> == 'AR' %}</w:t>
+              <w:t>Please find enclosed the {% if invoice_type == 'AR' %}</w:t>
             </w:r>
             <w:r>
               <w:rPr>
                 <w:rFonts w:ascii="Neue Hans Kendrick" w:hAnsi="Neue Hans Kendrick"/>
                 <w:lang w:val="en-US"/>
               </w:rPr>
-              <w:t xml:space="preserve">{{ </w:t>
-            </w:r>
-            <w:proofErr w:type="spellStart"/>
+              <w:t xml:space="preserve">{{ current_ar_number }} </w:t>
+            </w:r>
+            <w:r>
+              <w:rPr>
+                <w:rFonts w:ascii="Neue Hans Kendrick" w:hAnsi="Neue Hans Kendrick"/>
+                <w:lang w:val="en-GB"/>
+              </w:rPr>
+              <w:t>P</w:t>
+            </w:r>
+            <w:r>
+              <w:rPr>
+                <w:rFonts w:ascii="Neue Hans Kendrick" w:hAnsi="Neue Hans Kendrick"/>
+                <w:lang w:val="en-GB"/>
+              </w:rPr>
+              <w:t>artial</w:t>
+            </w:r>
+            <w:r>
+              <w:rPr>
+                <w:rFonts w:ascii="Neue Hans Kendrick" w:eastAsia="Neue Hans Kendrick Light" w:hAnsi="Neue Hans Kendrick"/>
+                <w:lang w:val="en-US" w:eastAsia="de-DE" w:bidi="de-DE"/>
+              </w:rPr>
+              <w:t xml:space="preserve"> invoice{% elif invoice_type == 'ZR' %}</w:t>
+            </w:r>
             <w:r>
               <w:rPr>
                 <w:rFonts w:ascii="Neue Hans Kendrick" w:hAnsi="Neue Hans Kendrick"/>
                 <w:lang w:val="en-US"/>
               </w:rPr>
-              <w:t>current_ar_number</w:t>
-            </w:r>
-            <w:proofErr w:type="spellEnd"/>
+              <w:t>P</w:t>
+            </w:r>
             <w:r>
               <w:rPr>
                 <w:rFonts w:ascii="Neue Hans Kendrick" w:hAnsi="Neue Hans Kendrick"/>
                 <w:lang w:val="en-US"/>
               </w:rPr>
-              <w:t xml:space="preserve"> }}. </w:t>
-            </w:r>
-            <w:r>
-              <w:rPr>
-                <w:rFonts w:ascii="Neue Hans Kendrick" w:hAnsi="Neue Hans Kendrick"/>
-                <w:lang w:val="en-GB"/>
-              </w:rPr>
-              <w:t>P</w:t>
-            </w:r>
-            <w:r>
-              <w:rPr>
-                <w:rFonts w:ascii="Neue Hans Kendrick" w:hAnsi="Neue Hans Kendrick"/>
-                <w:lang w:val="en-GB"/>
-              </w:rPr>
-              <w:t>artial</w:t>
+              <w:t>repayment</w:t>
             </w:r>
             <w:r>
               <w:rPr>
                 <w:rFonts w:ascii="Neue Hans Kendrick" w:eastAsia="Neue Hans Kendrick Light" w:hAnsi="Neue Hans Kendrick"/>
                 <w:lang w:val="en-US" w:eastAsia="de-DE" w:bidi="de-DE"/>
               </w:rPr>
-              <w:t xml:space="preserve"> invoice{% </w:t>
-            </w:r>
-            <w:proofErr w:type="spellStart"/>
+              <w:t xml:space="preserve"> invoice {% elif invoice_type == 'ER' %}</w:t>
+            </w:r>
             <w:r>
               <w:rPr>
                 <w:rFonts w:ascii="Neue Hans Kendrick" w:eastAsia="Neue Hans Kendrick Light" w:hAnsi="Neue Hans Kendrick"/>
                 <w:lang w:val="en-US" w:eastAsia="de-DE" w:bidi="de-DE"/>
               </w:rPr>
-              <w:t>elif</w:t>
-            </w:r>
-            <w:proofErr w:type="spellEnd"/>
+              <w:t>I</w:t>
+            </w:r>
             <w:r>
               <w:rPr>
                 <w:rFonts w:ascii="Neue Hans Kendrick" w:eastAsia="Neue Hans Kendrick Light" w:hAnsi="Neue Hans Kendrick"/>
                 <w:lang w:val="en-US" w:eastAsia="de-DE" w:bidi="de-DE"/>
               </w:rPr>
+              <w:t>nvoice {% else %}</w:t>
+            </w:r>
+            <w:r>
+              <w:rPr>
+                <w:rFonts w:ascii="Neue Hans Kendrick" w:eastAsia="Neue Hans Kendrick Light" w:hAnsi="Neue Hans Kendrick"/>
+                <w:lang w:val="en-US" w:eastAsia="de-DE" w:bidi="de-DE"/>
+              </w:rPr>
+              <w:t>F</w:t>
+            </w:r>
+            <w:r>
+              <w:rPr>
+                <w:rFonts w:ascii="Neue Hans Kendrick" w:eastAsia="Neue Hans Kendrick Light" w:hAnsi="Neue Hans Kendrick"/>
+                <w:lang w:val="en-US" w:eastAsia="de-DE" w:bidi="de-DE"/>
+              </w:rPr>
+              <w:t>inal invoice{% endif %} {{ invoice_title}}</w:t>
+            </w:r>
+            <w:r>
+              <w:rPr>
+                <w:rFonts w:ascii="Neue Hans Kendrick" w:eastAsia="Neue Hans Kendrick Light" w:hAnsi="Neue Hans Kendrick"/>
+                <w:lang w:val="en-US" w:eastAsia="de-DE" w:bidi="de-DE"/>
+              </w:rPr>
               <w:t xml:space="preserve"> </w:t>
             </w:r>
-            <w:proofErr w:type="spellStart"/>
             <w:r>
               <w:rPr>
                 <w:rFonts w:ascii="Neue Hans Kendrick" w:eastAsia="Neue Hans Kendrick Light" w:hAnsi="Neue Hans Kendrick"/>
                 <w:lang w:val="en-US" w:eastAsia="de-DE" w:bidi="de-DE"/>
               </w:rPr>
-              <w:t>invoice_type</w:t>
-            </w:r>
-            <w:proofErr w:type="spellEnd"/>
-            <w:r>
-              <w:rPr>
-                <w:rFonts w:ascii="Neue Hans Kendrick" w:eastAsia="Neue Hans Kendrick Light" w:hAnsi="Neue Hans Kendrick"/>
-                <w:lang w:val="en-US" w:eastAsia="de-DE" w:bidi="de-DE"/>
-              </w:rPr>
-              <w:t xml:space="preserve"> == 'ZR' %}</w:t>
-            </w:r>
-            <w:r>
-              <w:rPr>
-                <w:rFonts w:ascii="Neue Hans Kendrick" w:hAnsi="Neue Hans Kendrick"/>
-                <w:lang w:val="en-US"/>
-              </w:rPr>
-              <w:t>P</w:t>
-            </w:r>
-            <w:r>
-              <w:rPr>
-                <w:rFonts w:ascii="Neue Hans Kendrick" w:hAnsi="Neue Hans Kendrick"/>
-                <w:lang w:val="en-US"/>
-              </w:rPr>
-              <w:t>repayment</w:t>
-            </w:r>
-            <w:r>
-              <w:rPr>
-                <w:rFonts w:ascii="Neue Hans Kendrick" w:eastAsia="Neue Hans Kendrick Light" w:hAnsi="Neue Hans Kendrick"/>
-                <w:lang w:val="en-US" w:eastAsia="de-DE" w:bidi="de-DE"/>
-              </w:rPr>
-              <w:t xml:space="preserve"> invoice {% </w:t>
-            </w:r>
-            <w:proofErr w:type="spellStart"/>
-            <w:r>
-              <w:rPr>
-                <w:rFonts w:ascii="Neue Hans Kendrick" w:eastAsia="Neue Hans Kendrick Light" w:hAnsi="Neue Hans Kendrick"/>
-                <w:lang w:val="en-US" w:eastAsia="de-DE" w:bidi="de-DE"/>
-              </w:rPr>
-              <w:t>elif</w:t>
-            </w:r>
-            <w:proofErr w:type="spellEnd"/>
-            <w:r>
-              <w:rPr>
-                <w:rFonts w:ascii="Neue Hans Kendrick" w:eastAsia="Neue Hans Kendrick Light" w:hAnsi="Neue Hans Kendrick"/>
-                <w:lang w:val="en-US" w:eastAsia="de-DE" w:bidi="de-DE"/>
-              </w:rPr>
-              <w:t xml:space="preserve"> </w:t>
-            </w:r>
-            <w:proofErr w:type="spellStart"/>
-            <w:r>
-              <w:rPr>
-                <w:rFonts w:ascii="Neue Hans Kendrick" w:eastAsia="Neue Hans Kendrick Light" w:hAnsi="Neue Hans Kendrick"/>
-                <w:lang w:val="en-US" w:eastAsia="de-DE" w:bidi="de-DE"/>
-              </w:rPr>
-              <w:t>invoice_type</w:t>
-            </w:r>
-            <w:proofErr w:type="spellEnd"/>
-            <w:r>
-              <w:rPr>
-                <w:rFonts w:ascii="Neue Hans Kendrick" w:eastAsia="Neue Hans Kendrick Light" w:hAnsi="Neue Hans Kendrick"/>
-                <w:lang w:val="en-US" w:eastAsia="de-DE" w:bidi="de-DE"/>
-              </w:rPr>
-              <w:t xml:space="preserve"> == 'ER' %}</w:t>
-            </w:r>
-            <w:r>
-              <w:rPr>
-                <w:rFonts w:ascii="Neue Hans Kendrick" w:eastAsia="Neue Hans Kendrick Light" w:hAnsi="Neue Hans Kendrick"/>
-                <w:lang w:val="en-US" w:eastAsia="de-DE" w:bidi="de-DE"/>
-              </w:rPr>
-              <w:t>I</w:t>
-            </w:r>
-            <w:r>
-              <w:rPr>
-                <w:rFonts w:ascii="Neue Hans Kendrick" w:eastAsia="Neue Hans Kendrick Light" w:hAnsi="Neue Hans Kendrick"/>
-                <w:lang w:val="en-US" w:eastAsia="de-DE" w:bidi="de-DE"/>
-              </w:rPr>
-              <w:t>nvoice {% else %}</w:t>
-            </w:r>
-            <w:r>
-              <w:rPr>
-                <w:rFonts w:ascii="Neue Hans Kendrick" w:eastAsia="Neue Hans Kendrick Light" w:hAnsi="Neue Hans Kendrick"/>
-                <w:lang w:val="en-US" w:eastAsia="de-DE" w:bidi="de-DE"/>
-              </w:rPr>
-              <w:t>F</w:t>
-            </w:r>
-            <w:r>
-              <w:rPr>
-                <w:rFonts w:ascii="Neue Hans Kendrick" w:eastAsia="Neue Hans Kendrick Light" w:hAnsi="Neue Hans Kendrick"/>
-                <w:lang w:val="en-US" w:eastAsia="de-DE" w:bidi="de-DE"/>
-              </w:rPr>
-              <w:t xml:space="preserve">inal invoice{% endif %} {{ </w:t>
-            </w:r>
-            <w:proofErr w:type="spellStart"/>
-            <w:r>
-              <w:rPr>
-                <w:rFonts w:ascii="Neue Hans Kendrick" w:eastAsia="Neue Hans Kendrick Light" w:hAnsi="Neue Hans Kendrick"/>
-                <w:lang w:val="en-US" w:eastAsia="de-DE" w:bidi="de-DE"/>
-              </w:rPr>
-              <w:t>invoice_title</w:t>
-            </w:r>
-            <w:proofErr w:type="spellEnd"/>
-            <w:r>
-              <w:rPr>
-                <w:rFonts w:ascii="Neue Hans Kendrick" w:eastAsia="Neue Hans Kendrick Light" w:hAnsi="Neue Hans Kendrick"/>
-                <w:lang w:val="en-US" w:eastAsia="de-DE" w:bidi="de-DE"/>
-              </w:rPr>
-              <w:t>}}</w:t>
-            </w:r>
-            <w:r>
-              <w:rPr>
-                <w:rFonts w:ascii="Neue Hans Kendrick" w:eastAsia="Neue Hans Kendrick Light" w:hAnsi="Neue Hans Kendrick"/>
-                <w:lang w:val="en-US" w:eastAsia="de-DE" w:bidi="de-DE"/>
-              </w:rPr>
-              <w:t xml:space="preserve"> </w:t>
-            </w:r>
-            <w:r>
-              <w:rPr>
-                <w:rFonts w:ascii="Neue Hans Kendrick" w:eastAsia="Neue Hans Kendrick Light" w:hAnsi="Neue Hans Kendrick"/>
-                <w:lang w:val="en-US" w:eastAsia="de-DE" w:bidi="de-DE"/>
-              </w:rPr>
-              <w:t>for the project {{</w:t>
-            </w:r>
-            <w:proofErr w:type="spellStart"/>
-            <w:r>
-              <w:rPr>
-                <w:rFonts w:ascii="Neue Hans Kendrick" w:eastAsia="Neue Hans Kendrick Light" w:hAnsi="Neue Hans Kendrick"/>
-                <w:lang w:val="en-US" w:eastAsia="de-DE" w:bidi="de-DE"/>
-              </w:rPr>
-              <w:t>project_no</w:t>
-            </w:r>
-            <w:proofErr w:type="spellEnd"/>
-            <w:r>
-              <w:rPr>
-                <w:rFonts w:ascii="Neue Hans Kendrick" w:eastAsia="Neue Hans Kendrick Light" w:hAnsi="Neue Hans Kendrick"/>
-                <w:lang w:val="en-US" w:eastAsia="de-DE" w:bidi="de-DE"/>
-              </w:rPr>
-              <w:t xml:space="preserve">}} - {{ </w:t>
-            </w:r>
-            <w:proofErr w:type="spellStart"/>
-            <w:r>
-              <w:rPr>
-                <w:rFonts w:ascii="Neue Hans Kendrick" w:eastAsia="Neue Hans Kendrick Light" w:hAnsi="Neue Hans Kendrick"/>
-                <w:lang w:val="en-US" w:eastAsia="de-DE" w:bidi="de-DE"/>
-              </w:rPr>
-              <w:t>project_name</w:t>
-            </w:r>
-            <w:proofErr w:type="spellEnd"/>
-            <w:r>
-              <w:rPr>
-                <w:rFonts w:ascii="Neue Hans Kendrick" w:eastAsia="Neue Hans Kendrick Light" w:hAnsi="Neue Hans Kendrick"/>
-                <w:lang w:val="en-US" w:eastAsia="de-DE" w:bidi="de-DE"/>
-              </w:rPr>
-              <w:t>}} in the order {{</w:t>
-            </w:r>
-            <w:proofErr w:type="spellStart"/>
-            <w:r>
-              <w:rPr>
-                <w:rFonts w:ascii="Neue Hans Kendrick" w:eastAsia="Neue Hans Kendrick Light" w:hAnsi="Neue Hans Kendrick"/>
-                <w:lang w:val="en-US" w:eastAsia="de-DE" w:bidi="de-DE"/>
-              </w:rPr>
-              <w:t>contract_no</w:t>
-            </w:r>
-            <w:proofErr w:type="spellEnd"/>
-            <w:r>
-              <w:rPr>
-                <w:rFonts w:ascii="Neue Hans Kendrick" w:eastAsia="Neue Hans Kendrick Light" w:hAnsi="Neue Hans Kendrick"/>
-                <w:lang w:val="en-US" w:eastAsia="de-DE" w:bidi="de-DE"/>
-              </w:rPr>
-              <w:t>}} {{</w:t>
-            </w:r>
-            <w:proofErr w:type="spellStart"/>
-            <w:r>
-              <w:rPr>
-                <w:rFonts w:ascii="Neue Hans Kendrick" w:eastAsia="Neue Hans Kendrick Light" w:hAnsi="Neue Hans Kendrick"/>
-                <w:lang w:val="en-US" w:eastAsia="de-DE" w:bidi="de-DE"/>
-              </w:rPr>
-              <w:t>contract_name</w:t>
-            </w:r>
-            <w:proofErr w:type="spellEnd"/>
-            <w:r>
-              <w:rPr>
-                <w:rFonts w:ascii="Neue Hans Kendrick" w:eastAsia="Neue Hans Kendrick Light" w:hAnsi="Neue Hans Kendrick"/>
-                <w:lang w:val="en-US" w:eastAsia="de-DE" w:bidi="de-DE"/>
-              </w:rPr>
-              <w:t xml:space="preserve">}}. </w:t>
+              <w:t xml:space="preserve">for the project {{project_no}} - {{ project_name}} in the order {{contract_no}} {{contract_name}}. </w:t>
             </w:r>
           </w:p>
           <w:p>
@@ -1982,39 +1267,7 @@
                 <w:rFonts w:ascii="Neue Hans Kendrick" w:eastAsia="Liberation Serif" w:hAnsi="Neue Hans Kendrick" w:cs="Liberation Serif"/>
                 <w:lang w:val="en-US" w:eastAsia="x-none"/>
               </w:rPr>
-              <w:t xml:space="preserve">{% if </w:t>
-            </w:r>
-            <w:proofErr w:type="spellStart"/>
-            <w:r>
-              <w:rPr>
-                <w:rFonts w:ascii="Neue Hans Kendrick" w:eastAsia="Liberation Serif" w:hAnsi="Neue Hans Kendrick" w:cs="Liberation Serif"/>
-                <w:lang w:val="en-US" w:eastAsia="x-none"/>
-              </w:rPr>
-              <w:t>invoice_type</w:t>
-            </w:r>
-            <w:proofErr w:type="spellEnd"/>
-            <w:r>
-              <w:rPr>
-                <w:rFonts w:ascii="Neue Hans Kendrick" w:eastAsia="Liberation Serif" w:hAnsi="Neue Hans Kendrick" w:cs="Liberation Serif"/>
-                <w:lang w:val="en-US" w:eastAsia="x-none"/>
-              </w:rPr>
-              <w:t xml:space="preserve"> == 'AR' or </w:t>
-            </w:r>
-            <w:proofErr w:type="spellStart"/>
-            <w:r>
-              <w:rPr>
-                <w:rFonts w:ascii="Neue Hans Kendrick" w:eastAsia="Liberation Serif" w:hAnsi="Neue Hans Kendrick" w:cs="Liberation Serif"/>
-                <w:lang w:val="en-US" w:eastAsia="x-none"/>
-              </w:rPr>
-              <w:t>invoice_type</w:t>
-            </w:r>
-            <w:proofErr w:type="spellEnd"/>
-            <w:r>
-              <w:rPr>
-                <w:rFonts w:ascii="Neue Hans Kendrick" w:eastAsia="Liberation Serif" w:hAnsi="Neue Hans Kendrick" w:cs="Liberation Serif"/>
-                <w:lang w:val="en-US" w:eastAsia="x-none"/>
-              </w:rPr>
-              <w:t xml:space="preserve"> == 'ER' %}</w:t>
+              <w:t>{% if invoice_type == 'AR' or invoice_type == 'ER' %}</w:t>
             </w:r>
             <w:r>
               <w:rPr>
@@ -3040,79 +2293,25 @@
                 <w:sz w:val="16"/>
                 <w:lang w:val="en-US" w:eastAsia="de-DE" w:bidi="de-DE"/>
               </w:rPr>
-              <w:t xml:space="preserve">The services were provided in the period from {{ </w:t>
-            </w:r>
-            <w:proofErr w:type="spellStart"/>
-            <w:r>
+              <w:t>The services were provided in the period from {{ from_date}} to {{ to_date}}.</w:t>
+            </w:r>
+          </w:p>
+          <w:p>
+            <w:pPr>
+              <w:pStyle w:val="Tabelleninhalt"/>
               <w:rPr>
                 <w:rFonts w:ascii="Neue Hans Kendrick" w:eastAsia="Neue Hans Kendrick Light" w:hAnsi="Neue Hans Kendrick"/>
                 <w:sz w:val="16"/>
                 <w:lang w:val="en-US" w:eastAsia="de-DE" w:bidi="de-DE"/>
               </w:rPr>
-              <w:t>from_date</w:t>
-            </w:r>
-            <w:proofErr w:type="spellEnd"/>
+            </w:pPr>
             <w:r>
               <w:rPr>
                 <w:rFonts w:ascii="Neue Hans Kendrick" w:eastAsia="Neue Hans Kendrick Light" w:hAnsi="Neue Hans Kendrick"/>
                 <w:sz w:val="16"/>
                 <w:lang w:val="en-US" w:eastAsia="de-DE" w:bidi="de-DE"/>
               </w:rPr>
-              <w:t xml:space="preserve">}} to {{ </w:t>
-            </w:r>
-            <w:proofErr w:type="spellStart"/>
-            <w:r>
-              <w:rPr>
-                <w:rFonts w:ascii="Neue Hans Kendrick" w:eastAsia="Neue Hans Kendrick Light" w:hAnsi="Neue Hans Kendrick"/>
-                <w:sz w:val="16"/>
-                <w:lang w:val="en-US" w:eastAsia="de-DE" w:bidi="de-DE"/>
-              </w:rPr>
-              <w:t>to_date</w:t>
-            </w:r>
-            <w:proofErr w:type="spellEnd"/>
-            <w:r>
-              <w:rPr>
-                <w:rFonts w:ascii="Neue Hans Kendrick" w:eastAsia="Neue Hans Kendrick Light" w:hAnsi="Neue Hans Kendrick"/>
-                <w:sz w:val="16"/>
-                <w:lang w:val="en-US" w:eastAsia="de-DE" w:bidi="de-DE"/>
-              </w:rPr>
-              <w:t>}}.</w:t>
-            </w:r>
-          </w:p>
-          <w:p>
-            <w:pPr>
-              <w:pStyle w:val="Tabelleninhalt"/>
-              <w:rPr>
-                <w:rFonts w:ascii="Neue Hans Kendrick" w:eastAsia="Neue Hans Kendrick Light" w:hAnsi="Neue Hans Kendrick"/>
-                <w:sz w:val="16"/>
-                <w:lang w:val="en-US" w:eastAsia="de-DE" w:bidi="de-DE"/>
-              </w:rPr>
-            </w:pPr>
-            <w:r>
-              <w:rPr>
-                <w:rFonts w:ascii="Neue Hans Kendrick" w:eastAsia="Neue Hans Kendrick Light" w:hAnsi="Neue Hans Kendrick"/>
-                <w:sz w:val="16"/>
-                <w:lang w:val="en-US" w:eastAsia="de-DE" w:bidi="de-DE"/>
-              </w:rPr>
-              <w:t xml:space="preserve">{% if </w:t>
-            </w:r>
-            <w:proofErr w:type="spellStart"/>
-            <w:r>
-              <w:rPr>
-                <w:rFonts w:ascii="Neue Hans Kendrick" w:eastAsia="Neue Hans Kendrick Light" w:hAnsi="Neue Hans Kendrick"/>
-                <w:sz w:val="16"/>
-                <w:lang w:val="en-US" w:eastAsia="de-DE" w:bidi="de-DE"/>
-              </w:rPr>
-              <w:t>invoice_type</w:t>
-            </w:r>
-            <w:proofErr w:type="spellEnd"/>
-            <w:r>
-              <w:rPr>
-                <w:rFonts w:ascii="Neue Hans Kendrick" w:eastAsia="Neue Hans Kendrick Light" w:hAnsi="Neue Hans Kendrick"/>
-                <w:sz w:val="16"/>
-                <w:lang w:val="en-US" w:eastAsia="de-DE" w:bidi="de-DE"/>
-              </w:rPr>
-              <w:t xml:space="preserve"> == 'ZR' %} </w:t>
+              <w:t xml:space="preserve">{% if invoice_type == 'ZR' %} </w:t>
             </w:r>
           </w:p>
           <w:p>
@@ -3178,7 +2377,6 @@
               </w:rPr>
               <w:t xml:space="preserve">{% </w:t>
             </w:r>
-            <w:proofErr w:type="spellStart"/>
             <w:r>
               <w:rPr>
                 <w:rFonts w:ascii="Neue Hans Kendrick" w:hAnsi="Neue Hans Kendrick"/>
@@ -3195,57 +2393,7 @@
                 <w:szCs w:val="16"/>
                 <w:lang w:val="en-US"/>
               </w:rPr>
-              <w:t>if</w:t>
-            </w:r>
-            <w:proofErr w:type="spellEnd"/>
-            <w:r>
-              <w:rPr>
-                <w:rFonts w:ascii="Neue Hans Kendrick" w:hAnsi="Neue Hans Kendrick"/>
-                <w:sz w:val="16"/>
-                <w:szCs w:val="16"/>
-                <w:lang w:val="en-US"/>
-              </w:rPr>
-              <w:t xml:space="preserve"> </w:t>
-            </w:r>
-            <w:proofErr w:type="spellStart"/>
-            <w:r>
-              <w:rPr>
-                <w:rFonts w:ascii="Neue Hans Kendrick" w:hAnsi="Neue Hans Kendrick"/>
-                <w:sz w:val="16"/>
-                <w:szCs w:val="16"/>
-                <w:lang w:val="en-US"/>
-              </w:rPr>
-              <w:t>invoice_type</w:t>
-            </w:r>
-            <w:proofErr w:type="spellEnd"/>
-            <w:r>
-              <w:rPr>
-                <w:rFonts w:ascii="Neue Hans Kendrick" w:hAnsi="Neue Hans Kendrick"/>
-                <w:sz w:val="16"/>
-                <w:szCs w:val="16"/>
-                <w:lang w:val="en-US"/>
-              </w:rPr>
-              <w:t xml:space="preserve"> == 'AR' or </w:t>
-            </w:r>
-            <w:proofErr w:type="spellStart"/>
-            <w:r>
-              <w:rPr>
-                <w:rFonts w:ascii="Neue Hans Kendrick" w:hAnsi="Neue Hans Kendrick"/>
-                <w:sz w:val="16"/>
-                <w:szCs w:val="16"/>
-                <w:lang w:val="en-US"/>
-              </w:rPr>
-              <w:t>invoice_type</w:t>
-            </w:r>
-            <w:proofErr w:type="spellEnd"/>
-            <w:r>
-              <w:rPr>
-                <w:rFonts w:ascii="Neue Hans Kendrick" w:hAnsi="Neue Hans Kendrick"/>
-                <w:sz w:val="16"/>
-                <w:szCs w:val="16"/>
-                <w:lang w:val="en-US"/>
-              </w:rPr>
-              <w:t xml:space="preserve"> == 'ER' %}</w:t>
+              <w:t>if invoice_type == 'AR' or invoice_type == 'ER' %}</w:t>
             </w:r>
           </w:p>
           <w:p>
@@ -3271,43 +2419,7 @@
                 <w:sz w:val="16"/>
                 <w:lang w:val="en-US" w:eastAsia="de-DE" w:bidi="de-DE"/>
               </w:rPr>
-              <w:t xml:space="preserve">{% </w:t>
-            </w:r>
-            <w:proofErr w:type="spellStart"/>
-            <w:r>
-              <w:rPr>
-                <w:rFonts w:ascii="Neue Hans Kendrick" w:eastAsia="Neue Hans Kendrick Light" w:hAnsi="Neue Hans Kendrick"/>
-                <w:sz w:val="16"/>
-                <w:lang w:val="en-US" w:eastAsia="de-DE" w:bidi="de-DE"/>
-              </w:rPr>
-              <w:t>elif</w:t>
-            </w:r>
-            <w:proofErr w:type="spellEnd"/>
-            <w:r>
-              <w:rPr>
-                <w:rFonts w:ascii="Neue Hans Kendrick" w:eastAsia="Neue Hans Kendrick Light" w:hAnsi="Neue Hans Kendrick"/>
-                <w:sz w:val="16"/>
-                <w:lang w:val="en-US" w:eastAsia="de-DE" w:bidi="de-DE"/>
-              </w:rPr>
-              <w:t xml:space="preserve"> </w:t>
-            </w:r>
-            <w:proofErr w:type="spellStart"/>
-            <w:r>
-              <w:rPr>
-                <w:rFonts w:ascii="Neue Hans Kendrick" w:eastAsia="Neue Hans Kendrick Light" w:hAnsi="Neue Hans Kendrick"/>
-                <w:sz w:val="16"/>
-                <w:lang w:val="en-US" w:eastAsia="de-DE" w:bidi="de-DE"/>
-              </w:rPr>
-              <w:t>invoice_type</w:t>
-            </w:r>
-            <w:proofErr w:type="spellEnd"/>
-            <w:r>
-              <w:rPr>
-                <w:rFonts w:ascii="Neue Hans Kendrick" w:eastAsia="Neue Hans Kendrick Light" w:hAnsi="Neue Hans Kendrick"/>
-                <w:sz w:val="16"/>
-                <w:lang w:val="en-US" w:eastAsia="de-DE" w:bidi="de-DE"/>
-              </w:rPr>
-              <w:t xml:space="preserve"> == 'SR' %} </w:t>
+              <w:t xml:space="preserve">{% elif invoice_type == 'SR' %} </w:t>
             </w:r>
           </w:p>
           <w:p>
@@ -3830,7 +2942,6 @@
         </w:rPr>
         <w:t xml:space="preserve">{% if </w:t>
       </w:r>
-      <w:proofErr w:type="spellStart"/>
       <w:r>
         <w:rPr>
           <w:rFonts w:ascii="Neue Hans Kendrick" w:eastAsia="Neue Hans Kendrick Light" w:hAnsi="Neue Hans Kendrick" w:cs="Neue Hans Kendrick Light"/>
@@ -3840,19 +2951,7 @@
           <w:u w:val="single"/>
           <w:lang w:val="en-US" w:eastAsia="de-DE" w:bidi="de-DE"/>
         </w:rPr>
-        <w:t>is_hoai_contract</w:t>
-      </w:r>
-      <w:proofErr w:type="spellEnd"/>
-      <w:r>
-        <w:rPr>
-          <w:rFonts w:ascii="Neue Hans Kendrick" w:eastAsia="Neue Hans Kendrick Light" w:hAnsi="Neue Hans Kendrick" w:cs="Neue Hans Kendrick Light"/>
-          <w:b/>
-          <w:color w:val="000000"/>
-          <w:sz w:val="18"/>
-          <w:u w:val="single"/>
-          <w:lang w:val="en-US" w:eastAsia="de-DE" w:bidi="de-DE"/>
-        </w:rPr>
-        <w:t xml:space="preserve"> </w:t>
+        <w:t xml:space="preserve">is_hoai_contract </w:t>
       </w:r>
       <w:r>
         <w:rPr>
@@ -3925,33 +3024,7 @@
           <w:lang w:val="en-US" w:eastAsia="de-DE" w:bidi="de-DE"/>
         </w:rPr>
         <w:lastRenderedPageBreak/>
-        <w:t xml:space="preserve">{% if </w:t>
-      </w:r>
-      <w:proofErr w:type="spellStart"/>
-      <w:r>
-        <w:rPr>
-          <w:rFonts w:ascii="Neue Hans Kendrick" w:eastAsia="Neue Hans Kendrick Light" w:hAnsi="Neue Hans Kendrick" w:cs="Neue Hans Kendrick Light"/>
-          <w:b/>
-          <w:color w:val="000000"/>
-          <w:sz w:val="2"/>
-          <w:szCs w:val="6"/>
-          <w:u w:val="single"/>
-          <w:lang w:val="en-US" w:eastAsia="de-DE" w:bidi="de-DE"/>
-        </w:rPr>
-        <w:t>is_hoai_contract</w:t>
-      </w:r>
-      <w:proofErr w:type="spellEnd"/>
-      <w:r>
-        <w:rPr>
-          <w:rFonts w:ascii="Neue Hans Kendrick" w:eastAsia="Neue Hans Kendrick Light" w:hAnsi="Neue Hans Kendrick" w:cs="Neue Hans Kendrick Light"/>
-          <w:b/>
-          <w:color w:val="000000"/>
-          <w:sz w:val="2"/>
-          <w:szCs w:val="6"/>
-          <w:u w:val="single"/>
-          <w:lang w:val="en-US" w:eastAsia="de-DE" w:bidi="de-DE"/>
-        </w:rPr>
-        <w:t xml:space="preserve"> %}</w:t>
+        <w:t>{% if is_hoai_contract %}</w:t>
       </w:r>
     </w:p>
     <w:p>
@@ -4045,27 +3118,7 @@
           <w:lang w:val="en-US" w:eastAsia="de-DE" w:bidi="de-DE"/>
         </w:rPr>
         <w:tab/>
-        <w:t>{{</w:t>
-      </w:r>
-      <w:proofErr w:type="spellStart"/>
-      <w:r>
-        <w:rPr>
-          <w:rFonts w:ascii="Neue Hans Kendrick" w:hAnsi="Neue Hans Kendrick"/>
-          <w:bCs/>
-          <w:color w:val="000000"/>
-          <w:lang w:val="en-US" w:eastAsia="de-DE" w:bidi="de-DE"/>
-        </w:rPr>
-        <w:t>service_profile_name</w:t>
-      </w:r>
-      <w:proofErr w:type="spellEnd"/>
-      <w:r>
-        <w:rPr>
-          <w:rFonts w:ascii="Neue Hans Kendrick" w:hAnsi="Neue Hans Kendrick"/>
-          <w:bCs/>
-          <w:color w:val="000000"/>
-          <w:lang w:val="en-US" w:eastAsia="de-DE" w:bidi="de-DE"/>
-        </w:rPr>
-        <w:t>}}</w:t>
+        <w:t>{{service_profile_name}}</w:t>
       </w:r>
     </w:p>
     <w:p>
@@ -4108,27 +3161,7 @@
           <w:color w:val="000000"/>
           <w:lang w:val="en-US" w:eastAsia="de-DE" w:bidi="de-DE"/>
         </w:rPr>
-        <w:t>{{</w:t>
-      </w:r>
-      <w:proofErr w:type="spellStart"/>
-      <w:r>
-        <w:rPr>
-          <w:rFonts w:ascii="Neue Hans Kendrick" w:hAnsi="Neue Hans Kendrick"/>
-          <w:bCs/>
-          <w:color w:val="000000"/>
-          <w:lang w:val="en-US" w:eastAsia="de-DE" w:bidi="de-DE"/>
-        </w:rPr>
-        <w:t>honorarzone</w:t>
-      </w:r>
-      <w:proofErr w:type="spellEnd"/>
-      <w:r>
-        <w:rPr>
-          <w:rFonts w:ascii="Neue Hans Kendrick" w:hAnsi="Neue Hans Kendrick"/>
-          <w:bCs/>
-          <w:color w:val="000000"/>
-          <w:lang w:val="en-US" w:eastAsia="de-DE" w:bidi="de-DE"/>
-        </w:rPr>
-        <w:t>}}</w:t>
+        <w:t>{{honorarzone}}</w:t>
       </w:r>
     </w:p>
     <w:p>
@@ -4181,39 +3214,7 @@
           <w:rFonts w:ascii="Neue Hans Kendrick" w:hAnsi="Neue Hans Kendrick"/>
           <w:lang w:val="en-US" w:eastAsia="de-DE" w:bidi="de-DE"/>
         </w:rPr>
-        <w:t>{{</w:t>
-      </w:r>
-      <w:proofErr w:type="spellStart"/>
-      <w:r>
-        <w:rPr>
-          <w:rFonts w:ascii="Neue Hans Kendrick" w:hAnsi="Neue Hans Kendrick"/>
-          <w:lang w:val="en-US" w:eastAsia="de-DE" w:bidi="de-DE"/>
-        </w:rPr>
-        <w:t>honorarsatz_factor</w:t>
-      </w:r>
-      <w:proofErr w:type="spellEnd"/>
-      <w:r>
-        <w:rPr>
-          <w:rFonts w:ascii="Neue Hans Kendrick" w:hAnsi="Neue Hans Kendrick"/>
-          <w:lang w:val="en-US" w:eastAsia="de-DE" w:bidi="de-DE"/>
-        </w:rPr>
-        <w:t>}}% , {{</w:t>
-      </w:r>
-      <w:proofErr w:type="spellStart"/>
-      <w:r>
-        <w:rPr>
-          <w:rFonts w:ascii="Neue Hans Kendrick" w:hAnsi="Neue Hans Kendrick"/>
-          <w:lang w:val="en-US" w:eastAsia="de-DE" w:bidi="de-DE"/>
-        </w:rPr>
-        <w:t>honorarsatz</w:t>
-      </w:r>
-      <w:proofErr w:type="spellEnd"/>
-      <w:r>
-        <w:rPr>
-          <w:rFonts w:ascii="Neue Hans Kendrick" w:hAnsi="Neue Hans Kendrick"/>
-          <w:lang w:val="en-US" w:eastAsia="de-DE" w:bidi="de-DE"/>
-        </w:rPr>
-        <w:t>}}</w:t>
+        <w:t>{{honorarsatz_factor}}% , {{honorarsatz}}</w:t>
       </w:r>
     </w:p>
     <w:p>
@@ -5297,21 +4298,12 @@
           <w:lang w:val="en-US" w:eastAsia="de-DE" w:bidi="de-DE"/>
         </w:rPr>
       </w:pPr>
-      <w:proofErr w:type="spellStart"/>
       <w:r>
         <w:rPr>
           <w:rFonts w:ascii="Neue Hans Kendrick" w:hAnsi="Neue Hans Kendrick"/>
           <w:lang w:val="en-US" w:eastAsia="de-DE" w:bidi="de-DE"/>
         </w:rPr>
-        <w:t>RifT</w:t>
-      </w:r>
-      <w:proofErr w:type="spellEnd"/>
-      <w:r>
-        <w:rPr>
-          <w:rFonts w:ascii="Neue Hans Kendrick" w:hAnsi="Neue Hans Kendrick"/>
-          <w:lang w:val="en-US" w:eastAsia="de-DE" w:bidi="de-DE"/>
-        </w:rPr>
-        <w:t xml:space="preserve"> - Use tables: </w:t>
+        <w:t xml:space="preserve">RifT - Use tables: </w:t>
       </w:r>
       <w:r>
         <w:rPr>
@@ -6221,110 +5213,22 @@
           <w:color w:val="000000"/>
           <w:lang w:val="en-US" w:eastAsia="de-DE" w:bidi="de-DE"/>
         </w:rPr>
-        <w:t>{{</w:t>
+        <w:t xml:space="preserve">{{lower_bound_cost}}€ + ( {{lower_bound_von}}€ - {{lower_bound_bis}}€ ) * </w:t>
       </w:r>
-      <w:proofErr w:type="spellStart"/>
+      <w:r>
+        <w:rPr>
+          <w:rFonts w:ascii="Neue Hans Kendrick" w:hAnsi="Neue Hans Kendrick"/>
+          <w:lang w:val="en-US" w:eastAsia="de-DE" w:bidi="de-DE"/>
+        </w:rPr>
+        <w:t>{{honorarsatz_factor}}</w:t>
+      </w:r>
       <w:r>
         <w:rPr>
           <w:rFonts w:ascii="Neue Hans Kendrick" w:hAnsi="Neue Hans Kendrick"/>
           <w:color w:val="000000"/>
           <w:lang w:val="en-US" w:eastAsia="de-DE" w:bidi="de-DE"/>
         </w:rPr>
-        <w:t>lower_bound_cost</w:t>
-      </w:r>
-      <w:proofErr w:type="spellEnd"/>
-      <w:r>
-        <w:rPr>
-          <w:rFonts w:ascii="Neue Hans Kendrick" w:hAnsi="Neue Hans Kendrick"/>
-          <w:color w:val="000000"/>
-          <w:lang w:val="en-US" w:eastAsia="de-DE" w:bidi="de-DE"/>
-        </w:rPr>
-        <w:t>}}€ + ( {{</w:t>
-      </w:r>
-      <w:proofErr w:type="spellStart"/>
-      <w:r>
-        <w:rPr>
-          <w:rFonts w:ascii="Neue Hans Kendrick" w:hAnsi="Neue Hans Kendrick"/>
-          <w:color w:val="000000"/>
-          <w:lang w:val="en-US" w:eastAsia="de-DE" w:bidi="de-DE"/>
-        </w:rPr>
-        <w:t>lower_bound_von</w:t>
-      </w:r>
-      <w:proofErr w:type="spellEnd"/>
-      <w:r>
-        <w:rPr>
-          <w:rFonts w:ascii="Neue Hans Kendrick" w:hAnsi="Neue Hans Kendrick"/>
-          <w:color w:val="000000"/>
-          <w:lang w:val="en-US" w:eastAsia="de-DE" w:bidi="de-DE"/>
-        </w:rPr>
-        <w:t>}}€ - {{</w:t>
-      </w:r>
-      <w:proofErr w:type="spellStart"/>
-      <w:r>
-        <w:rPr>
-          <w:rFonts w:ascii="Neue Hans Kendrick" w:hAnsi="Neue Hans Kendrick"/>
-          <w:color w:val="000000"/>
-          <w:lang w:val="en-US" w:eastAsia="de-DE" w:bidi="de-DE"/>
-        </w:rPr>
-        <w:t>lower_bound_bis</w:t>
-      </w:r>
-      <w:proofErr w:type="spellEnd"/>
-      <w:r>
-        <w:rPr>
-          <w:rFonts w:ascii="Neue Hans Kendrick" w:hAnsi="Neue Hans Kendrick"/>
-          <w:color w:val="000000"/>
-          <w:lang w:val="en-US" w:eastAsia="de-DE" w:bidi="de-DE"/>
-        </w:rPr>
-        <w:t xml:space="preserve">}}€ ) * </w:t>
-      </w:r>
-      <w:r>
-        <w:rPr>
-          <w:rFonts w:ascii="Neue Hans Kendrick" w:hAnsi="Neue Hans Kendrick"/>
-          <w:lang w:val="en-US" w:eastAsia="de-DE" w:bidi="de-DE"/>
-        </w:rPr>
-        <w:t>{{</w:t>
-      </w:r>
-      <w:proofErr w:type="spellStart"/>
-      <w:r>
-        <w:rPr>
-          <w:rFonts w:ascii="Neue Hans Kendrick" w:hAnsi="Neue Hans Kendrick"/>
-          <w:lang w:val="en-US" w:eastAsia="de-DE" w:bidi="de-DE"/>
-        </w:rPr>
-        <w:t>honorarsatz_factor</w:t>
-      </w:r>
-      <w:proofErr w:type="spellEnd"/>
-      <w:r>
-        <w:rPr>
-          <w:rFonts w:ascii="Neue Hans Kendrick" w:hAnsi="Neue Hans Kendrick"/>
-          <w:lang w:val="en-US" w:eastAsia="de-DE" w:bidi="de-DE"/>
-        </w:rPr>
-        <w:t>}}</w:t>
-      </w:r>
-      <w:r>
-        <w:rPr>
-          <w:rFonts w:ascii="Neue Hans Kendrick" w:hAnsi="Neue Hans Kendrick"/>
-          <w:color w:val="000000"/>
-          <w:lang w:val="en-US" w:eastAsia="de-DE" w:bidi="de-DE"/>
-        </w:rPr>
-        <w:t>,00 % = {{</w:t>
-      </w:r>
-      <w:proofErr w:type="spellStart"/>
-      <w:r>
-        <w:rPr>
-          <w:rFonts w:ascii="Neue Hans Kendrick" w:hAnsi="Neue Hans Kendrick"/>
-          <w:color w:val="000000"/>
-          <w:lang w:val="en-US" w:eastAsia="de-DE" w:bidi="de-DE"/>
-        </w:rPr>
-        <w:t>interpolated_basishonorarsatz</w:t>
-      </w:r>
-      <w:proofErr w:type="spellEnd"/>
-      <w:r>
-        <w:rPr>
-          <w:rFonts w:ascii="Neue Hans Kendrick" w:hAnsi="Neue Hans Kendrick"/>
-          <w:color w:val="000000"/>
-          <w:lang w:val="en-US" w:eastAsia="de-DE" w:bidi="de-DE"/>
-        </w:rPr>
-        <w:t>}}€</w:t>
+        <w:t>,00 % = {{interpolated_basishonorarsatz}}€</w:t>
       </w:r>
       <w:r>
         <w:rPr>
@@ -6385,110 +5289,22 @@
           <w:color w:val="000000"/>
           <w:lang w:val="en-US" w:eastAsia="de-DE" w:bidi="de-DE"/>
         </w:rPr>
-        <w:t>{{</w:t>
+        <w:t xml:space="preserve">{{upper_bound_cost}}€ + ( {{upper_bound_von}}€ - {{upper_bound_bis}}€ ) * </w:t>
       </w:r>
-      <w:proofErr w:type="spellStart"/>
+      <w:r>
+        <w:rPr>
+          <w:rFonts w:ascii="Neue Hans Kendrick" w:hAnsi="Neue Hans Kendrick"/>
+          <w:lang w:val="en-US" w:eastAsia="de-DE" w:bidi="de-DE"/>
+        </w:rPr>
+        <w:t>{{honorarsatz_factor}}</w:t>
+      </w:r>
       <w:r>
         <w:rPr>
           <w:rFonts w:ascii="Neue Hans Kendrick" w:hAnsi="Neue Hans Kendrick"/>
           <w:color w:val="000000"/>
           <w:lang w:val="en-US" w:eastAsia="de-DE" w:bidi="de-DE"/>
         </w:rPr>
-        <w:t>upper_bound_cost</w:t>
-      </w:r>
-      <w:proofErr w:type="spellEnd"/>
-      <w:r>
-        <w:rPr>
-          <w:rFonts w:ascii="Neue Hans Kendrick" w:hAnsi="Neue Hans Kendrick"/>
-          <w:color w:val="000000"/>
-          <w:lang w:val="en-US" w:eastAsia="de-DE" w:bidi="de-DE"/>
-        </w:rPr>
-        <w:t>}}€ + ( {{</w:t>
-      </w:r>
-      <w:proofErr w:type="spellStart"/>
-      <w:r>
-        <w:rPr>
-          <w:rFonts w:ascii="Neue Hans Kendrick" w:hAnsi="Neue Hans Kendrick"/>
-          <w:color w:val="000000"/>
-          <w:lang w:val="en-US" w:eastAsia="de-DE" w:bidi="de-DE"/>
-        </w:rPr>
-        <w:t>upper_bound_von</w:t>
-      </w:r>
-      <w:proofErr w:type="spellEnd"/>
-      <w:r>
-        <w:rPr>
-          <w:rFonts w:ascii="Neue Hans Kendrick" w:hAnsi="Neue Hans Kendrick"/>
-          <w:color w:val="000000"/>
-          <w:lang w:val="en-US" w:eastAsia="de-DE" w:bidi="de-DE"/>
-        </w:rPr>
-        <w:t>}}€ - {{</w:t>
-      </w:r>
-      <w:proofErr w:type="spellStart"/>
-      <w:r>
-        <w:rPr>
-          <w:rFonts w:ascii="Neue Hans Kendrick" w:hAnsi="Neue Hans Kendrick"/>
-          <w:color w:val="000000"/>
-          <w:lang w:val="en-US" w:eastAsia="de-DE" w:bidi="de-DE"/>
-        </w:rPr>
-        <w:t>upper_bound_bis</w:t>
-      </w:r>
-      <w:proofErr w:type="spellEnd"/>
-      <w:r>
-        <w:rPr>
-          <w:rFonts w:ascii="Neue Hans Kendrick" w:hAnsi="Neue Hans Kendrick"/>
-          <w:color w:val="000000"/>
-          <w:lang w:val="en-US" w:eastAsia="de-DE" w:bidi="de-DE"/>
-        </w:rPr>
-        <w:t xml:space="preserve">}}€ ) * </w:t>
-      </w:r>
-      <w:r>
-        <w:rPr>
-          <w:rFonts w:ascii="Neue Hans Kendrick" w:hAnsi="Neue Hans Kendrick"/>
-          <w:lang w:val="en-US" w:eastAsia="de-DE" w:bidi="de-DE"/>
-        </w:rPr>
-        <w:t>{{</w:t>
-      </w:r>
-      <w:proofErr w:type="spellStart"/>
-      <w:r>
-        <w:rPr>
-          <w:rFonts w:ascii="Neue Hans Kendrick" w:hAnsi="Neue Hans Kendrick"/>
-          <w:lang w:val="en-US" w:eastAsia="de-DE" w:bidi="de-DE"/>
-        </w:rPr>
-        <w:t>honorarsatz_factor</w:t>
-      </w:r>
-      <w:proofErr w:type="spellEnd"/>
-      <w:r>
-        <w:rPr>
-          <w:rFonts w:ascii="Neue Hans Kendrick" w:hAnsi="Neue Hans Kendrick"/>
-          <w:lang w:val="en-US" w:eastAsia="de-DE" w:bidi="de-DE"/>
-        </w:rPr>
-        <w:t>}}</w:t>
-      </w:r>
-      <w:r>
-        <w:rPr>
-          <w:rFonts w:ascii="Neue Hans Kendrick" w:hAnsi="Neue Hans Kendrick"/>
-          <w:color w:val="000000"/>
-          <w:lang w:val="en-US" w:eastAsia="de-DE" w:bidi="de-DE"/>
-        </w:rPr>
-        <w:t>,00 % = {{</w:t>
-      </w:r>
-      <w:proofErr w:type="spellStart"/>
-      <w:r>
-        <w:rPr>
-          <w:rFonts w:ascii="Neue Hans Kendrick" w:hAnsi="Neue Hans Kendrick"/>
-          <w:color w:val="000000"/>
-          <w:lang w:val="en-US" w:eastAsia="de-DE" w:bidi="de-DE"/>
-        </w:rPr>
-        <w:t>interpolated_oberer_honorarsatz</w:t>
-      </w:r>
-      <w:proofErr w:type="spellEnd"/>
-      <w:r>
-        <w:rPr>
-          <w:rFonts w:ascii="Neue Hans Kendrick" w:hAnsi="Neue Hans Kendrick"/>
-          <w:color w:val="000000"/>
-          <w:lang w:val="en-US" w:eastAsia="de-DE" w:bidi="de-DE"/>
-        </w:rPr>
-        <w:t>}} €</w:t>
+        <w:t>,00 % = {{interpolated_oberer_honorarsatz}} €</w:t>
       </w:r>
     </w:p>
     <w:p>
@@ -6529,20 +5345,8 @@
           <w:u w:val="single"/>
           <w:lang w:val="en-US" w:eastAsia="de-DE" w:bidi="de-DE"/>
         </w:rPr>
-        <w:t>{{</w:t>
+        <w:t>{{grundhonorar_without_zuschlag</w:t>
       </w:r>
-      <w:proofErr w:type="spellStart"/>
-      <w:r>
-        <w:rPr>
-          <w:rFonts w:ascii="Neue Hans Kendrick" w:hAnsi="Neue Hans Kendrick"/>
-          <w:b/>
-          <w:color w:val="000000"/>
-          <w:u w:val="single"/>
-          <w:lang w:val="en-US" w:eastAsia="de-DE" w:bidi="de-DE"/>
-        </w:rPr>
-        <w:t>grundhonorar_without_zuschlag</w:t>
-      </w:r>
-      <w:proofErr w:type="spellEnd"/>
       <w:r>
         <w:rPr>
           <w:rFonts w:ascii="Neue Hans Kendrick" w:hAnsi="Neue Hans Kendrick"/>
@@ -7173,31 +5977,7 @@
           <w:lang w:val="en-US" w:eastAsia="de-DE" w:bidi="de-DE"/>
         </w:rPr>
         <w:lastRenderedPageBreak/>
-        <w:t xml:space="preserve">{% if </w:t>
-      </w:r>
-      <w:proofErr w:type="spellStart"/>
-      <w:r>
-        <w:rPr>
-          <w:rFonts w:ascii="Neue Hans Kendrick" w:eastAsia="Neue Hans Kendrick Light" w:hAnsi="Neue Hans Kendrick" w:cs="Neue Hans Kendrick Light"/>
-          <w:b/>
-          <w:sz w:val="2"/>
-          <w:szCs w:val="2"/>
-          <w:u w:val="single"/>
-          <w:lang w:val="en-US" w:eastAsia="de-DE" w:bidi="de-DE"/>
-        </w:rPr>
-        <w:t>lp_sections</w:t>
-      </w:r>
-      <w:proofErr w:type="spellEnd"/>
-      <w:r>
-        <w:rPr>
-          <w:rFonts w:ascii="Neue Hans Kendrick" w:eastAsia="Neue Hans Kendrick Light" w:hAnsi="Neue Hans Kendrick" w:cs="Neue Hans Kendrick Light"/>
-          <w:b/>
-          <w:sz w:val="2"/>
-          <w:szCs w:val="2"/>
-          <w:u w:val="single"/>
-          <w:lang w:val="en-US" w:eastAsia="de-DE" w:bidi="de-DE"/>
-        </w:rPr>
-        <w:t xml:space="preserve"> %}</w:t>
+        <w:t>{% if lp_sections %}</w:t>
       </w:r>
       <w:r>
         <w:rPr>
@@ -7576,47 +6356,7 @@
           <w:szCs w:val="2"/>
           <w:lang w:val="en-US"/>
         </w:rPr>
-        <w:t xml:space="preserve">{% for </w:t>
-      </w:r>
-      <w:proofErr w:type="spellStart"/>
-      <w:r>
-        <w:rPr>
-          <w:rFonts w:ascii="Neue Hans Kendrick" w:hAnsi="Neue Hans Kendrick"/>
-          <w:sz w:val="2"/>
-          <w:szCs w:val="2"/>
-          <w:lang w:val="en-US"/>
-        </w:rPr>
-        <w:t>lp</w:t>
-      </w:r>
-      <w:proofErr w:type="spellEnd"/>
-      <w:r>
-        <w:rPr>
-          <w:rFonts w:ascii="Neue Hans Kendrick" w:hAnsi="Neue Hans Kendrick"/>
-          <w:sz w:val="2"/>
-          <w:szCs w:val="2"/>
-          <w:lang w:val="en-US"/>
-        </w:rPr>
-        <w:t xml:space="preserve"> in </w:t>
-      </w:r>
-      <w:proofErr w:type="spellStart"/>
-      <w:r>
-        <w:rPr>
-          <w:rFonts w:ascii="Neue Hans Kendrick" w:hAnsi="Neue Hans Kendrick"/>
-          <w:sz w:val="2"/>
-          <w:szCs w:val="2"/>
-          <w:lang w:val="en-US"/>
-        </w:rPr>
-        <w:t>lp_sections</w:t>
-      </w:r>
-      <w:proofErr w:type="spellEnd"/>
-      <w:r>
-        <w:rPr>
-          <w:rFonts w:ascii="Neue Hans Kendrick" w:hAnsi="Neue Hans Kendrick"/>
-          <w:sz w:val="2"/>
-          <w:szCs w:val="2"/>
-          <w:lang w:val="en-US"/>
-        </w:rPr>
-        <w:t xml:space="preserve"> %}</w:t>
+        <w:t>{% for lp in lp_sections %}</w:t>
       </w:r>
     </w:p>
     <w:tbl>
@@ -7676,23 +6416,7 @@
                 <w:rFonts w:ascii="Neue Hans Kendrick" w:eastAsia="Neue Hans Kendrick Light" w:hAnsi="Neue Hans Kendrick" w:cs="Neue Hans Kendrick Light"/>
                 <w:lang w:val="en-US" w:eastAsia="de-DE" w:bidi="de-DE"/>
               </w:rPr>
-              <w:t xml:space="preserve">{{ </w:t>
-            </w:r>
-            <w:proofErr w:type="spellStart"/>
-            <w:r>
-              <w:rPr>
-                <w:rFonts w:ascii="Neue Hans Kendrick" w:eastAsia="Neue Hans Kendrick Light" w:hAnsi="Neue Hans Kendrick" w:cs="Neue Hans Kendrick Light"/>
-                <w:lang w:val="en-US" w:eastAsia="de-DE" w:bidi="de-DE"/>
-              </w:rPr>
-              <w:t>lp.lp_name</w:t>
-            </w:r>
-            <w:proofErr w:type="spellEnd"/>
-            <w:r>
-              <w:rPr>
-                <w:rFonts w:ascii="Neue Hans Kendrick" w:eastAsia="Neue Hans Kendrick Light" w:hAnsi="Neue Hans Kendrick" w:cs="Neue Hans Kendrick Light"/>
-                <w:lang w:val="en-US" w:eastAsia="de-DE" w:bidi="de-DE"/>
-              </w:rPr>
-              <w:t xml:space="preserve"> }}</w:t>
+              <w:t>{{ lp.lp_name }}</w:t>
             </w:r>
           </w:p>
         </w:tc>
@@ -7743,29 +6467,7 @@
                 <w:szCs w:val="2"/>
                 <w:lang w:val="en-US" w:eastAsia="de-DE" w:bidi="de-DE"/>
               </w:rPr>
-              <w:t xml:space="preserve">% for item in </w:t>
-            </w:r>
-            <w:proofErr w:type="spellStart"/>
-            <w:r>
-              <w:rPr>
-                <w:rFonts w:ascii="Neue Hans Kendrick" w:eastAsia="Neue Hans Kendrick Light" w:hAnsi="Neue Hans Kendrick" w:cs="Neue Hans Kendrick Light"/>
-                <w:bCs/>
-                <w:sz w:val="2"/>
-                <w:szCs w:val="2"/>
-                <w:lang w:val="en-US" w:eastAsia="de-DE" w:bidi="de-DE"/>
-              </w:rPr>
-              <w:t>lp.Item</w:t>
-            </w:r>
-            <w:proofErr w:type="spellEnd"/>
-            <w:r>
-              <w:rPr>
-                <w:rFonts w:ascii="Neue Hans Kendrick" w:eastAsia="Neue Hans Kendrick Light" w:hAnsi="Neue Hans Kendrick" w:cs="Neue Hans Kendrick Light"/>
-                <w:bCs/>
-                <w:sz w:val="2"/>
-                <w:szCs w:val="2"/>
-                <w:lang w:val="en-US" w:eastAsia="de-DE" w:bidi="de-DE"/>
-              </w:rPr>
-              <w:t xml:space="preserve"> %}</w:t>
+              <w:t>% for item in lp.Item %}</w:t>
             </w:r>
           </w:p>
         </w:tc>
@@ -7803,23 +6505,7 @@
                 <w:rFonts w:ascii="Neue Hans Kendrick" w:eastAsia="Neue Hans Kendrick Light" w:hAnsi="Neue Hans Kendrick" w:cs="Neue Hans Kendrick Light"/>
                 <w:lang w:val="en-US" w:eastAsia="de-DE" w:bidi="de-DE"/>
               </w:rPr>
-              <w:t>{{</w:t>
-            </w:r>
-            <w:proofErr w:type="spellStart"/>
-            <w:r>
-              <w:rPr>
-                <w:rFonts w:ascii="Neue Hans Kendrick" w:eastAsia="Neue Hans Kendrick Light" w:hAnsi="Neue Hans Kendrick" w:cs="Neue Hans Kendrick Light"/>
-                <w:lang w:val="en-US" w:eastAsia="de-DE" w:bidi="de-DE"/>
-              </w:rPr>
-              <w:t>lp</w:t>
-            </w:r>
-            <w:proofErr w:type="spellEnd"/>
-            <w:r>
-              <w:rPr>
-                <w:rFonts w:ascii="Neue Hans Kendrick" w:eastAsia="Neue Hans Kendrick Light" w:hAnsi="Neue Hans Kendrick" w:cs="Neue Hans Kendrick Light"/>
-                <w:lang w:val="en-US" w:eastAsia="de-DE" w:bidi="de-DE"/>
-              </w:rPr>
-              <w:t>.</w:t>
+              <w:t>{{lp.</w:t>
             </w:r>
             <w:r>
               <w:rPr>
@@ -7828,21 +6514,12 @@
               </w:rPr>
               <w:t xml:space="preserve"> </w:t>
             </w:r>
-            <w:proofErr w:type="spellStart"/>
             <w:r>
               <w:rPr>
                 <w:rFonts w:ascii="Neue Hans Kendrick" w:eastAsia="Neue Hans Kendrick Light" w:hAnsi="Neue Hans Kendrick" w:cs="Neue Hans Kendrick Light"/>
                 <w:lang w:val="en-US" w:eastAsia="de-DE" w:bidi="de-DE"/>
               </w:rPr>
-              <w:t>lp_percentage</w:t>
-            </w:r>
-            <w:proofErr w:type="spellEnd"/>
-            <w:r>
-              <w:rPr>
-                <w:rFonts w:ascii="Neue Hans Kendrick" w:eastAsia="Neue Hans Kendrick Light" w:hAnsi="Neue Hans Kendrick" w:cs="Neue Hans Kendrick Light"/>
-                <w:lang w:val="en-US" w:eastAsia="de-DE" w:bidi="de-DE"/>
-              </w:rPr>
-              <w:t xml:space="preserve"> }} </w:t>
+              <w:t xml:space="preserve">lp_percentage }} </w:t>
             </w:r>
             <w:r>
               <w:rPr>
@@ -7888,23 +6565,7 @@
                 <w:rFonts w:ascii="Neue Hans Kendrick" w:eastAsia="Neue Hans Kendrick Light" w:hAnsi="Neue Hans Kendrick" w:cs="Neue Hans Kendrick Light"/>
                 <w:lang w:val="en-US" w:eastAsia="de-DE" w:bidi="de-DE"/>
               </w:rPr>
-              <w:t>{{</w:t>
-            </w:r>
-            <w:proofErr w:type="spellStart"/>
-            <w:r>
-              <w:rPr>
-                <w:rFonts w:ascii="Neue Hans Kendrick" w:eastAsia="Neue Hans Kendrick Light" w:hAnsi="Neue Hans Kendrick" w:cs="Neue Hans Kendrick Light"/>
-                <w:lang w:val="en-US" w:eastAsia="de-DE" w:bidi="de-DE"/>
-              </w:rPr>
-              <w:t>lp</w:t>
-            </w:r>
-            <w:proofErr w:type="spellEnd"/>
-            <w:r>
-              <w:rPr>
-                <w:rFonts w:ascii="Neue Hans Kendrick" w:eastAsia="Neue Hans Kendrick Light" w:hAnsi="Neue Hans Kendrick" w:cs="Neue Hans Kendrick Light"/>
-                <w:lang w:val="en-US" w:eastAsia="de-DE" w:bidi="de-DE"/>
-              </w:rPr>
-              <w:t>.</w:t>
+              <w:t>{{lp.</w:t>
             </w:r>
             <w:r>
               <w:rPr>
@@ -7913,21 +6574,12 @@
               </w:rPr>
               <w:t xml:space="preserve"> </w:t>
             </w:r>
-            <w:proofErr w:type="spellStart"/>
             <w:r>
               <w:rPr>
                 <w:rFonts w:ascii="Neue Hans Kendrick" w:eastAsia="Neue Hans Kendrick Light" w:hAnsi="Neue Hans Kendrick" w:cs="Neue Hans Kendrick Light"/>
                 <w:lang w:val="en-US" w:eastAsia="de-DE" w:bidi="de-DE"/>
               </w:rPr>
-              <w:t>lp_beauftragt</w:t>
-            </w:r>
-            <w:proofErr w:type="spellEnd"/>
-            <w:r>
-              <w:rPr>
-                <w:rFonts w:ascii="Neue Hans Kendrick" w:eastAsia="Neue Hans Kendrick Light" w:hAnsi="Neue Hans Kendrick" w:cs="Neue Hans Kendrick Light"/>
-                <w:lang w:val="en-US" w:eastAsia="de-DE" w:bidi="de-DE"/>
-              </w:rPr>
-              <w:t xml:space="preserve"> }} </w:t>
+              <w:t xml:space="preserve">lp_beauftragt }} </w:t>
             </w:r>
             <w:r>
               <w:rPr>
@@ -7973,23 +6625,7 @@
                 <w:rFonts w:ascii="Neue Hans Kendrick" w:eastAsia="Neue Hans Kendrick Light" w:hAnsi="Neue Hans Kendrick" w:cs="Neue Hans Kendrick Light"/>
                 <w:lang w:val="en-US" w:eastAsia="de-DE" w:bidi="de-DE"/>
               </w:rPr>
-              <w:t xml:space="preserve">{{ </w:t>
-            </w:r>
-            <w:proofErr w:type="spellStart"/>
-            <w:r>
-              <w:rPr>
-                <w:rFonts w:ascii="Neue Hans Kendrick" w:eastAsia="Neue Hans Kendrick Light" w:hAnsi="Neue Hans Kendrick" w:cs="Neue Hans Kendrick Light"/>
-                <w:lang w:val="en-US" w:eastAsia="de-DE" w:bidi="de-DE"/>
-              </w:rPr>
-              <w:t>item.quantity</w:t>
-            </w:r>
-            <w:proofErr w:type="spellEnd"/>
-            <w:r>
-              <w:rPr>
-                <w:rFonts w:ascii="Neue Hans Kendrick" w:eastAsia="Neue Hans Kendrick Light" w:hAnsi="Neue Hans Kendrick" w:cs="Neue Hans Kendrick Light"/>
-                <w:lang w:val="en-US" w:eastAsia="de-DE" w:bidi="de-DE"/>
-              </w:rPr>
-              <w:t xml:space="preserve"> }} </w:t>
+              <w:t xml:space="preserve">{{ item.quantity }} </w:t>
             </w:r>
             <w:r>
               <w:rPr>
@@ -8085,51 +6721,7 @@
           <w:szCs w:val="2"/>
           <w:lang w:val="en-US" w:eastAsia="de-DE" w:bidi="de-DE"/>
         </w:rPr>
-        <w:t xml:space="preserve">{% </w:t>
-      </w:r>
-      <w:proofErr w:type="spellStart"/>
-      <w:r>
-        <w:rPr>
-          <w:rFonts w:ascii="Neue Hans Kendrick" w:eastAsia="Neue Hans Kendrick Light" w:hAnsi="Neue Hans Kendrick" w:cs="Neue Hans Kendrick Light"/>
-          <w:b/>
-          <w:sz w:val="2"/>
-          <w:szCs w:val="2"/>
-          <w:lang w:val="en-US" w:eastAsia="de-DE" w:bidi="de-DE"/>
-        </w:rPr>
-        <w:t>endfor</w:t>
-      </w:r>
-      <w:proofErr w:type="spellEnd"/>
-      <w:r>
-        <w:rPr>
-          <w:rFonts w:ascii="Neue Hans Kendrick" w:eastAsia="Neue Hans Kendrick Light" w:hAnsi="Neue Hans Kendrick" w:cs="Neue Hans Kendrick Light"/>
-          <w:b/>
-          <w:sz w:val="2"/>
-          <w:szCs w:val="2"/>
-          <w:lang w:val="en-US" w:eastAsia="de-DE" w:bidi="de-DE"/>
-        </w:rPr>
-        <w:t xml:space="preserve"> %}{% </w:t>
-      </w:r>
-      <w:proofErr w:type="spellStart"/>
-      <w:r>
-        <w:rPr>
-          <w:rFonts w:ascii="Neue Hans Kendrick" w:eastAsia="Neue Hans Kendrick Light" w:hAnsi="Neue Hans Kendrick" w:cs="Neue Hans Kendrick Light"/>
-          <w:b/>
-          <w:sz w:val="2"/>
-          <w:szCs w:val="2"/>
-          <w:lang w:val="en-US" w:eastAsia="de-DE" w:bidi="de-DE"/>
-        </w:rPr>
-        <w:t>endfor</w:t>
-      </w:r>
-      <w:proofErr w:type="spellEnd"/>
-      <w:r>
-        <w:rPr>
-          <w:rFonts w:ascii="Neue Hans Kendrick" w:eastAsia="Neue Hans Kendrick Light" w:hAnsi="Neue Hans Kendrick" w:cs="Neue Hans Kendrick Light"/>
-          <w:b/>
-          <w:sz w:val="2"/>
-          <w:szCs w:val="2"/>
-          <w:lang w:val="en-US" w:eastAsia="de-DE" w:bidi="de-DE"/>
-        </w:rPr>
-        <w:t xml:space="preserve"> %}</w:t>
+        <w:t>{% endfor %}{% endfor %}</w:t>
       </w:r>
     </w:p>
     <w:tbl>
@@ -8496,27 +7088,7 @@
           <w:u w:val="single"/>
           <w:lang w:val="en-US" w:eastAsia="de-DE" w:bidi="de-DE"/>
         </w:rPr>
-        <w:t xml:space="preserve">{% if </w:t>
-      </w:r>
-      <w:proofErr w:type="spellStart"/>
-      <w:r>
-        <w:rPr>
-          <w:rFonts w:ascii="Neue Hans Kendrick" w:eastAsia="Neue Hans Kendrick Light" w:hAnsi="Neue Hans Kendrick" w:cs="Neue Hans Kendrick Light"/>
-          <w:b/>
-          <w:u w:val="single"/>
-          <w:lang w:val="en-US" w:eastAsia="de-DE" w:bidi="de-DE"/>
-        </w:rPr>
-        <w:t>lp_sections</w:t>
-      </w:r>
-      <w:proofErr w:type="spellEnd"/>
-      <w:r>
-        <w:rPr>
-          <w:rFonts w:ascii="Neue Hans Kendrick" w:eastAsia="Neue Hans Kendrick Light" w:hAnsi="Neue Hans Kendrick" w:cs="Neue Hans Kendrick Light"/>
-          <w:b/>
-          <w:u w:val="single"/>
-          <w:lang w:val="en-US" w:eastAsia="de-DE" w:bidi="de-DE"/>
-        </w:rPr>
-        <w:t xml:space="preserve"> %}</w:t>
+        <w:t>{% if lp_sections %}</w:t>
       </w:r>
       <w:r>
         <w:rPr>
@@ -8729,7 +7301,15 @@
                 <w:b/>
                 <w:lang w:eastAsia="de-DE" w:bidi="de-DE"/>
               </w:rPr>
-              <w:t>unit</w:t>
+              <w:t>U</w:t>
+            </w:r>
+            <w:r>
+              <w:rPr>
+                <w:rFonts w:ascii="Neue Hans Kendrick" w:eastAsia="Neue Hans Kendrick Light" w:hAnsi="Neue Hans Kendrick" w:cs="Neue Hans Kendrick Light"/>
+                <w:b/>
+                <w:lang w:eastAsia="de-DE" w:bidi="de-DE"/>
+              </w:rPr>
+              <w:t>nit</w:t>
             </w:r>
           </w:p>
         </w:tc>
@@ -8770,7 +7350,15 @@
                 <w:b/>
                 <w:lang w:eastAsia="de-DE" w:bidi="de-DE"/>
               </w:rPr>
-              <w:t>fee</w:t>
+              <w:t>F</w:t>
+            </w:r>
+            <w:r>
+              <w:rPr>
+                <w:rFonts w:ascii="Neue Hans Kendrick" w:eastAsia="Neue Hans Kendrick Light" w:hAnsi="Neue Hans Kendrick" w:cs="Neue Hans Kendrick Light"/>
+                <w:b/>
+                <w:lang w:eastAsia="de-DE" w:bidi="de-DE"/>
+              </w:rPr>
+              <w:t>ee</w:t>
             </w:r>
             <w:r>
               <w:rPr>
@@ -8786,7 +7374,15 @@
                 <w:b/>
                 <w:lang w:eastAsia="de-DE" w:bidi="de-DE"/>
               </w:rPr>
-              <w:t>unit</w:t>
+              <w:t>U</w:t>
+            </w:r>
+            <w:r>
+              <w:rPr>
+                <w:rFonts w:ascii="Neue Hans Kendrick" w:eastAsia="Neue Hans Kendrick Light" w:hAnsi="Neue Hans Kendrick" w:cs="Neue Hans Kendrick Light"/>
+                <w:b/>
+                <w:lang w:eastAsia="de-DE" w:bidi="de-DE"/>
+              </w:rPr>
+              <w:t>nit</w:t>
             </w:r>
           </w:p>
         </w:tc>
@@ -8849,27 +7445,7 @@
           <w:szCs w:val="8"/>
           <w:lang w:val="en-US"/>
         </w:rPr>
-        <w:t xml:space="preserve">{% for section in </w:t>
-      </w:r>
-      <w:proofErr w:type="spellStart"/>
-      <w:r>
-        <w:rPr>
-          <w:rFonts w:ascii="Neue Hans Kendrick" w:hAnsi="Neue Hans Kendrick"/>
-          <w:sz w:val="2"/>
-          <w:szCs w:val="8"/>
-          <w:lang w:val="en-US"/>
-        </w:rPr>
-        <w:t>contract_sections</w:t>
-      </w:r>
-      <w:proofErr w:type="spellEnd"/>
-      <w:r>
-        <w:rPr>
-          <w:rFonts w:ascii="Neue Hans Kendrick" w:hAnsi="Neue Hans Kendrick"/>
-          <w:sz w:val="2"/>
-          <w:szCs w:val="8"/>
-          <w:lang w:val="en-US"/>
-        </w:rPr>
-        <w:t xml:space="preserve"> %}</w:t>
+        <w:t>{% for section in contract_sections %}</w:t>
       </w:r>
     </w:p>
     <w:tbl>
@@ -8926,39 +7502,7 @@
                 <w:rFonts w:ascii="Neue Hans Kendrick" w:eastAsia="Neue Hans Kendrick Light" w:hAnsi="Neue Hans Kendrick" w:cs="Neue Hans Kendrick Light"/>
                 <w:lang w:val="en-US" w:eastAsia="de-DE" w:bidi="de-DE"/>
               </w:rPr>
-              <w:t>{{</w:t>
-            </w:r>
-            <w:proofErr w:type="spellStart"/>
-            <w:r>
-              <w:rPr>
-                <w:rFonts w:ascii="Neue Hans Kendrick" w:eastAsia="Neue Hans Kendrick Light" w:hAnsi="Neue Hans Kendrick" w:cs="Neue Hans Kendrick Light"/>
-                <w:lang w:val="en-US" w:eastAsia="de-DE" w:bidi="de-DE"/>
-              </w:rPr>
-              <w:t>section.section_serial</w:t>
-            </w:r>
-            <w:proofErr w:type="spellEnd"/>
-            <w:r>
-              <w:rPr>
-                <w:rFonts w:ascii="Neue Hans Kendrick" w:eastAsia="Neue Hans Kendrick Light" w:hAnsi="Neue Hans Kendrick" w:cs="Neue Hans Kendrick Light"/>
-                <w:lang w:val="en-US" w:eastAsia="de-DE" w:bidi="de-DE"/>
-              </w:rPr>
-              <w:t xml:space="preserve"> }}. {{ </w:t>
-            </w:r>
-            <w:proofErr w:type="spellStart"/>
-            <w:r>
-              <w:rPr>
-                <w:rFonts w:ascii="Neue Hans Kendrick" w:eastAsia="Neue Hans Kendrick Light" w:hAnsi="Neue Hans Kendrick" w:cs="Neue Hans Kendrick Light"/>
-                <w:lang w:val="en-US" w:eastAsia="de-DE" w:bidi="de-DE"/>
-              </w:rPr>
-              <w:t>section.section_name</w:t>
-            </w:r>
-            <w:proofErr w:type="spellEnd"/>
-            <w:r>
-              <w:rPr>
-                <w:rFonts w:ascii="Neue Hans Kendrick" w:eastAsia="Neue Hans Kendrick Light" w:hAnsi="Neue Hans Kendrick" w:cs="Neue Hans Kendrick Light"/>
-                <w:lang w:val="en-US" w:eastAsia="de-DE" w:bidi="de-DE"/>
-              </w:rPr>
-              <w:t xml:space="preserve"> }}</w:t>
+              <w:t>{{section.section_serial }}. {{ section.section_name }}</w:t>
             </w:r>
           </w:p>
         </w:tc>
@@ -9002,7 +7546,6 @@
             <w:r>
               <w:t xml:space="preserve"> </w:t>
             </w:r>
-            <w:proofErr w:type="spellStart"/>
             <w:r>
               <w:rPr>
                 <w:rFonts w:ascii="Neue Hans Kendrick" w:eastAsia="Neue Hans Kendrick Light" w:hAnsi="Neue Hans Kendrick" w:cs="Neue Hans Kendrick Light"/>
@@ -9017,7 +7560,6 @@
               </w:rPr>
               <w:t>eauftragt</w:t>
             </w:r>
-            <w:proofErr w:type="spellEnd"/>
             <w:r>
               <w:rPr>
                 <w:rFonts w:ascii="Neue Hans Kendrick" w:eastAsia="Neue Hans Kendrick Light" w:hAnsi="Neue Hans Kendrick" w:cs="Neue Hans Kendrick Light"/>
@@ -9137,29 +7679,7 @@
           <w:szCs w:val="4"/>
           <w:lang w:val="en-US" w:eastAsia="de-DE" w:bidi="de-DE"/>
         </w:rPr>
-        <w:t xml:space="preserve">{% for item in </w:t>
-      </w:r>
-      <w:proofErr w:type="spellStart"/>
-      <w:r>
-        <w:rPr>
-          <w:rFonts w:ascii="Neue Hans Kendrick" w:eastAsia="Neue Hans Kendrick Light" w:hAnsi="Neue Hans Kendrick" w:cs="Neue Hans Kendrick Light"/>
-          <w:b/>
-          <w:sz w:val="2"/>
-          <w:szCs w:val="4"/>
-          <w:lang w:val="en-US" w:eastAsia="de-DE" w:bidi="de-DE"/>
-        </w:rPr>
-        <w:t>section.Item</w:t>
-      </w:r>
-      <w:proofErr w:type="spellEnd"/>
-      <w:r>
-        <w:rPr>
-          <w:rFonts w:ascii="Neue Hans Kendrick" w:eastAsia="Neue Hans Kendrick Light" w:hAnsi="Neue Hans Kendrick" w:cs="Neue Hans Kendrick Light"/>
-          <w:b/>
-          <w:sz w:val="2"/>
-          <w:szCs w:val="4"/>
-          <w:lang w:val="en-US" w:eastAsia="de-DE" w:bidi="de-DE"/>
-        </w:rPr>
-        <w:t xml:space="preserve"> %}</w:t>
+        <w:t>{% for item in section.Item %}</w:t>
       </w:r>
     </w:p>
     <w:tbl>
@@ -9219,23 +7739,7 @@
                 <w:rFonts w:ascii="Neue Hans Kendrick" w:eastAsia="Neue Hans Kendrick Light" w:hAnsi="Neue Hans Kendrick" w:cs="Neue Hans Kendrick Light"/>
                 <w:lang w:val="en-US" w:eastAsia="de-DE" w:bidi="de-DE"/>
               </w:rPr>
-              <w:t xml:space="preserve">{{ </w:t>
-            </w:r>
-            <w:proofErr w:type="spellStart"/>
-            <w:r>
-              <w:rPr>
-                <w:rFonts w:ascii="Neue Hans Kendrick" w:eastAsia="Neue Hans Kendrick Light" w:hAnsi="Neue Hans Kendrick" w:cs="Neue Hans Kendrick Light"/>
-                <w:lang w:val="en-US" w:eastAsia="de-DE" w:bidi="de-DE"/>
-              </w:rPr>
-              <w:t>item.Item_serial</w:t>
-            </w:r>
-            <w:proofErr w:type="spellEnd"/>
-            <w:r>
-              <w:rPr>
-                <w:rFonts w:ascii="Neue Hans Kendrick" w:eastAsia="Neue Hans Kendrick Light" w:hAnsi="Neue Hans Kendrick" w:cs="Neue Hans Kendrick Light"/>
-                <w:lang w:val="en-US" w:eastAsia="de-DE" w:bidi="de-DE"/>
-              </w:rPr>
-              <w:t xml:space="preserve"> }}</w:t>
+              <w:t>{{ item.Item_serial }}</w:t>
             </w:r>
           </w:p>
         </w:tc>
@@ -9271,23 +7775,7 @@
                 <w:rFonts w:ascii="Neue Hans Kendrick" w:eastAsia="Neue Hans Kendrick Light" w:hAnsi="Neue Hans Kendrick" w:cs="Neue Hans Kendrick Light"/>
                 <w:lang w:val="en-US" w:eastAsia="de-DE" w:bidi="de-DE"/>
               </w:rPr>
-              <w:t xml:space="preserve">{{ </w:t>
-            </w:r>
-            <w:proofErr w:type="spellStart"/>
-            <w:r>
-              <w:rPr>
-                <w:rFonts w:ascii="Neue Hans Kendrick" w:eastAsia="Neue Hans Kendrick Light" w:hAnsi="Neue Hans Kendrick" w:cs="Neue Hans Kendrick Light"/>
-                <w:lang w:val="en-US" w:eastAsia="de-DE" w:bidi="de-DE"/>
-              </w:rPr>
-              <w:t>item.Item_name</w:t>
-            </w:r>
-            <w:proofErr w:type="spellEnd"/>
-            <w:r>
-              <w:rPr>
-                <w:rFonts w:ascii="Neue Hans Kendrick" w:eastAsia="Neue Hans Kendrick Light" w:hAnsi="Neue Hans Kendrick" w:cs="Neue Hans Kendrick Light"/>
-                <w:lang w:val="en-US" w:eastAsia="de-DE" w:bidi="de-DE"/>
-              </w:rPr>
-              <w:t xml:space="preserve"> }}</w:t>
+              <w:t>{{ item.Item_name }}</w:t>
             </w:r>
           </w:p>
         </w:tc>
@@ -9699,51 +8187,7 @@
           <w:szCs w:val="6"/>
           <w:lang w:val="en-US" w:eastAsia="de-DE" w:bidi="de-DE"/>
         </w:rPr>
-        <w:t xml:space="preserve">{% endif %}{% </w:t>
-      </w:r>
-      <w:proofErr w:type="spellStart"/>
-      <w:r>
-        <w:rPr>
-          <w:rFonts w:ascii="Neue Hans Kendrick" w:eastAsia="Neue Hans Kendrick Light" w:hAnsi="Neue Hans Kendrick" w:cs="Neue Hans Kendrick Light"/>
-          <w:b/>
-          <w:sz w:val="2"/>
-          <w:szCs w:val="6"/>
-          <w:lang w:val="en-US" w:eastAsia="de-DE" w:bidi="de-DE"/>
-        </w:rPr>
-        <w:t>endfor</w:t>
-      </w:r>
-      <w:proofErr w:type="spellEnd"/>
-      <w:r>
-        <w:rPr>
-          <w:rFonts w:ascii="Neue Hans Kendrick" w:eastAsia="Neue Hans Kendrick Light" w:hAnsi="Neue Hans Kendrick" w:cs="Neue Hans Kendrick Light"/>
-          <w:b/>
-          <w:sz w:val="2"/>
-          <w:szCs w:val="6"/>
-          <w:lang w:val="en-US" w:eastAsia="de-DE" w:bidi="de-DE"/>
-        </w:rPr>
-        <w:t xml:space="preserve"> %}{% </w:t>
-      </w:r>
-      <w:proofErr w:type="spellStart"/>
-      <w:r>
-        <w:rPr>
-          <w:rFonts w:ascii="Neue Hans Kendrick" w:eastAsia="Neue Hans Kendrick Light" w:hAnsi="Neue Hans Kendrick" w:cs="Neue Hans Kendrick Light"/>
-          <w:b/>
-          <w:sz w:val="2"/>
-          <w:szCs w:val="6"/>
-          <w:lang w:val="en-US" w:eastAsia="de-DE" w:bidi="de-DE"/>
-        </w:rPr>
-        <w:t>endfor</w:t>
-      </w:r>
-      <w:proofErr w:type="spellEnd"/>
-      <w:r>
-        <w:rPr>
-          <w:rFonts w:ascii="Neue Hans Kendrick" w:eastAsia="Neue Hans Kendrick Light" w:hAnsi="Neue Hans Kendrick" w:cs="Neue Hans Kendrick Light"/>
-          <w:b/>
-          <w:sz w:val="2"/>
-          <w:szCs w:val="6"/>
-          <w:lang w:val="en-US" w:eastAsia="de-DE" w:bidi="de-DE"/>
-        </w:rPr>
-        <w:t xml:space="preserve"> %}</w:t>
+        <w:t>{% endif %}{% endfor %}{% endfor %}</w:t>
       </w:r>
     </w:p>
     <w:tbl>
@@ -10063,29 +8507,7 @@
           <w:u w:val="single"/>
           <w:lang w:val="en-US" w:eastAsia="de-DE" w:bidi="de-DE"/>
         </w:rPr>
-        <w:t xml:space="preserve">{% if </w:t>
-      </w:r>
-      <w:proofErr w:type="spellStart"/>
-      <w:r>
-        <w:rPr>
-          <w:rFonts w:ascii="Neue Hans Kendrick" w:eastAsia="Neue Hans Kendrick Light" w:hAnsi="Neue Hans Kendrick" w:cs="Neue Hans Kendrick Light"/>
-          <w:b/>
-          <w:color w:val="000000"/>
-          <w:u w:val="single"/>
-          <w:lang w:val="en-US" w:eastAsia="de-DE" w:bidi="de-DE"/>
-        </w:rPr>
-        <w:t>additional_fee_percentage</w:t>
-      </w:r>
-      <w:proofErr w:type="spellEnd"/>
-      <w:r>
-        <w:rPr>
-          <w:rFonts w:ascii="Neue Hans Kendrick" w:eastAsia="Neue Hans Kendrick Light" w:hAnsi="Neue Hans Kendrick" w:cs="Neue Hans Kendrick Light"/>
-          <w:b/>
-          <w:color w:val="000000"/>
-          <w:u w:val="single"/>
-          <w:lang w:val="en-US" w:eastAsia="de-DE" w:bidi="de-DE"/>
-        </w:rPr>
-        <w:t xml:space="preserve"> %}</w:t>
+        <w:t>{% if additional_fee_percentage %}</w:t>
       </w:r>
     </w:p>
     <w:p>
@@ -10774,25 +9196,7 @@
                 <w:bCs/>
                 <w:lang w:val="en-US" w:eastAsia="de-DE" w:bidi="de-DE"/>
               </w:rPr>
-              <w:t>{{</w:t>
-            </w:r>
-            <w:proofErr w:type="spellStart"/>
-            <w:r>
-              <w:rPr>
-                <w:rFonts w:ascii="Neue Hans Kendrick" w:eastAsia="Neue Hans Kendrick Light" w:hAnsi="Neue Hans Kendrick" w:cs="Neue Hans Kendrick Light"/>
-                <w:bCs/>
-                <w:lang w:val="en-US" w:eastAsia="de-DE" w:bidi="de-DE"/>
-              </w:rPr>
-              <w:t>nachlass_applied_items</w:t>
-            </w:r>
-            <w:proofErr w:type="spellEnd"/>
-            <w:r>
-              <w:rPr>
-                <w:rFonts w:ascii="Neue Hans Kendrick" w:eastAsia="Neue Hans Kendrick Light" w:hAnsi="Neue Hans Kendrick" w:cs="Neue Hans Kendrick Light"/>
-                <w:bCs/>
-                <w:lang w:val="en-US" w:eastAsia="de-DE" w:bidi="de-DE"/>
-              </w:rPr>
-              <w:t>}}</w:t>
+              <w:t>{{nachlass_applied_items}}</w:t>
             </w:r>
           </w:p>
         </w:tc>
@@ -10995,27 +9399,7 @@
           <w:szCs w:val="14"/>
           <w:lang w:val="en-GB"/>
         </w:rPr>
-        <w:t xml:space="preserve">{% if </w:t>
-      </w:r>
-      <w:proofErr w:type="spellStart"/>
-      <w:r>
-        <w:rPr>
-          <w:rFonts w:ascii="Neue Hans Kendrick" w:hAnsi="Neue Hans Kendrick"/>
-          <w:sz w:val="14"/>
-          <w:szCs w:val="14"/>
-          <w:lang w:val="en-GB"/>
-        </w:rPr>
-        <w:t>previous_invoices</w:t>
-      </w:r>
-      <w:proofErr w:type="spellEnd"/>
-      <w:r>
-        <w:rPr>
-          <w:rFonts w:ascii="Neue Hans Kendrick" w:hAnsi="Neue Hans Kendrick"/>
-          <w:sz w:val="14"/>
-          <w:szCs w:val="14"/>
-          <w:lang w:val="en-GB"/>
-        </w:rPr>
-        <w:t xml:space="preserve"> %} </w:t>
+        <w:t xml:space="preserve">{% if previous_invoices %} </w:t>
       </w:r>
     </w:p>
     <w:p>
@@ -11030,39 +9414,7 @@
           <w:rFonts w:ascii="Neue Hans Kendrick" w:eastAsia="Liberation Serif" w:hAnsi="Neue Hans Kendrick" w:cs="Liberation Serif"/>
           <w:lang w:val="en-US" w:eastAsia="x-none"/>
         </w:rPr>
-        <w:t xml:space="preserve">{% if </w:t>
-      </w:r>
-      <w:proofErr w:type="spellStart"/>
-      <w:r>
-        <w:rPr>
-          <w:rFonts w:ascii="Neue Hans Kendrick" w:eastAsia="Liberation Serif" w:hAnsi="Neue Hans Kendrick" w:cs="Liberation Serif"/>
-          <w:lang w:val="en-US" w:eastAsia="x-none"/>
-        </w:rPr>
-        <w:t>invoice_type</w:t>
-      </w:r>
-      <w:proofErr w:type="spellEnd"/>
-      <w:r>
-        <w:rPr>
-          <w:rFonts w:ascii="Neue Hans Kendrick" w:eastAsia="Liberation Serif" w:hAnsi="Neue Hans Kendrick" w:cs="Liberation Serif"/>
-          <w:lang w:val="en-US" w:eastAsia="x-none"/>
-        </w:rPr>
-        <w:t xml:space="preserve"> == 'AR' or </w:t>
-      </w:r>
-      <w:proofErr w:type="spellStart"/>
-      <w:r>
-        <w:rPr>
-          <w:rFonts w:ascii="Neue Hans Kendrick" w:eastAsia="Liberation Serif" w:hAnsi="Neue Hans Kendrick" w:cs="Liberation Serif"/>
-          <w:lang w:val="en-US" w:eastAsia="x-none"/>
-        </w:rPr>
-        <w:t>invoice_type</w:t>
-      </w:r>
-      <w:proofErr w:type="spellEnd"/>
-      <w:r>
-        <w:rPr>
-          <w:rFonts w:ascii="Neue Hans Kendrick" w:eastAsia="Liberation Serif" w:hAnsi="Neue Hans Kendrick" w:cs="Liberation Serif"/>
-          <w:lang w:val="en-US" w:eastAsia="x-none"/>
-        </w:rPr>
-        <w:t xml:space="preserve"> == '</w:t>
+        <w:t>{% if invoice_type == 'AR' or invoice_type == '</w:t>
       </w:r>
       <w:r>
         <w:rPr>
@@ -11345,27 +9697,7 @@
           <w:szCs w:val="8"/>
           <w:lang w:val="en-US"/>
         </w:rPr>
-        <w:t xml:space="preserve">{% for inv in </w:t>
-      </w:r>
-      <w:proofErr w:type="spellStart"/>
-      <w:r>
-        <w:rPr>
-          <w:rFonts w:ascii="Neue Hans Kendrick" w:hAnsi="Neue Hans Kendrick"/>
-          <w:sz w:val="2"/>
-          <w:szCs w:val="8"/>
-          <w:lang w:val="en-US"/>
-        </w:rPr>
-        <w:t>previous_invoices</w:t>
-      </w:r>
-      <w:proofErr w:type="spellEnd"/>
-      <w:r>
-        <w:rPr>
-          <w:rFonts w:ascii="Neue Hans Kendrick" w:hAnsi="Neue Hans Kendrick"/>
-          <w:sz w:val="2"/>
-          <w:szCs w:val="8"/>
-          <w:lang w:val="en-US"/>
-        </w:rPr>
-        <w:t xml:space="preserve"> %}</w:t>
+        <w:t>{% for inv in previous_invoices %}</w:t>
       </w:r>
     </w:p>
     <w:tbl>
@@ -11423,90 +9755,49 @@
                 <w:rFonts w:ascii="Neue Hans Kendrick" w:hAnsi="Neue Hans Kendrick"/>
                 <w:lang w:val="en-US"/>
               </w:rPr>
-              <w:t xml:space="preserve">{{ </w:t>
-            </w:r>
-            <w:proofErr w:type="spellStart"/>
+              <w:t>{{ inv.</w:t>
+            </w:r>
             <w:r>
               <w:rPr>
                 <w:rFonts w:ascii="Neue Hans Kendrick" w:hAnsi="Neue Hans Kendrick"/>
                 <w:lang w:val="en-US"/>
               </w:rPr>
-              <w:t>inv.</w:t>
+              <w:t>get_invoice_label</w:t>
             </w:r>
             <w:r>
               <w:rPr>
                 <w:rFonts w:ascii="Neue Hans Kendrick" w:hAnsi="Neue Hans Kendrick"/>
                 <w:lang w:val="en-US"/>
               </w:rPr>
-              <w:t>get_invoice_label</w:t>
-            </w:r>
-            <w:proofErr w:type="spellEnd"/>
+              <w:t>}}/</w:t>
+            </w:r>
             <w:r>
               <w:rPr>
                 <w:rFonts w:ascii="Neue Hans Kendrick" w:hAnsi="Neue Hans Kendrick"/>
                 <w:lang w:val="en-US"/>
               </w:rPr>
-              <w:t>}}/</w:t>
+              <w:t xml:space="preserve">  </w:t>
             </w:r>
             <w:r>
               <w:rPr>
                 <w:rFonts w:ascii="Neue Hans Kendrick" w:hAnsi="Neue Hans Kendrick"/>
                 <w:lang w:val="en-US"/>
               </w:rPr>
-              <w:t xml:space="preserve">  </w:t>
+              <w:t>{{ inv.invoice_title }}/</w:t>
             </w:r>
             <w:r>
               <w:rPr>
                 <w:rFonts w:ascii="Neue Hans Kendrick" w:hAnsi="Neue Hans Kendrick"/>
                 <w:lang w:val="en-US"/>
               </w:rPr>
-              <w:t xml:space="preserve">{{ </w:t>
-            </w:r>
-            <w:proofErr w:type="spellStart"/>
+              <w:t xml:space="preserve">  </w:t>
+            </w:r>
             <w:r>
               <w:rPr>
                 <w:rFonts w:ascii="Neue Hans Kendrick" w:hAnsi="Neue Hans Kendrick"/>
                 <w:lang w:val="en-US"/>
               </w:rPr>
-              <w:t>inv.invoice_title</w:t>
-            </w:r>
-            <w:proofErr w:type="spellEnd"/>
-            <w:r>
-              <w:rPr>
-                <w:rFonts w:ascii="Neue Hans Kendrick" w:hAnsi="Neue Hans Kendrick"/>
-                <w:lang w:val="en-US"/>
-              </w:rPr>
-              <w:t xml:space="preserve"> }}/</w:t>
-            </w:r>
-            <w:r>
-              <w:rPr>
-                <w:rFonts w:ascii="Neue Hans Kendrick" w:hAnsi="Neue Hans Kendrick"/>
-                <w:lang w:val="en-US"/>
-              </w:rPr>
-              <w:t xml:space="preserve">  </w:t>
-            </w:r>
-            <w:r>
-              <w:rPr>
-                <w:rFonts w:ascii="Neue Hans Kendrick" w:hAnsi="Neue Hans Kendrick"/>
-                <w:lang w:val="en-US"/>
-              </w:rPr>
-              <w:t xml:space="preserve">{{ </w:t>
-            </w:r>
-            <w:proofErr w:type="spellStart"/>
-            <w:r>
-              <w:rPr>
-                <w:rFonts w:ascii="Neue Hans Kendrick" w:hAnsi="Neue Hans Kendrick"/>
-                <w:lang w:val="en-US"/>
-              </w:rPr>
-              <w:t>inv.created_at</w:t>
-            </w:r>
-            <w:proofErr w:type="spellEnd"/>
-            <w:r>
-              <w:rPr>
-                <w:rFonts w:ascii="Neue Hans Kendrick" w:hAnsi="Neue Hans Kendrick"/>
-                <w:lang w:val="en-US"/>
-              </w:rPr>
-              <w:t>}}</w:t>
+              <w:t>{{ inv.created_at}}</w:t>
             </w:r>
           </w:p>
         </w:tc>
@@ -11740,25 +10031,7 @@
                 <w:b/>
                 <w:lang w:val="en-US" w:eastAsia="de-DE" w:bidi="de-DE"/>
               </w:rPr>
-              <w:t xml:space="preserve">Total </w:t>
-            </w:r>
-            <w:proofErr w:type="spellStart"/>
-            <w:r>
-              <w:rPr>
-                <w:rFonts w:ascii="Neue Hans Kendrick" w:eastAsia="Neue Hans Kendrick Light" w:hAnsi="Neue Hans Kendrick"/>
-                <w:b/>
-                <w:lang w:val="en-US" w:eastAsia="de-DE" w:bidi="de-DE"/>
-              </w:rPr>
-              <w:t>of</w:t>
-            </w:r>
-            <w:proofErr w:type="spellEnd"/>
-            <w:r>
-              <w:rPr>
-                <w:rFonts w:ascii="Neue Hans Kendrick" w:eastAsia="Neue Hans Kendrick Light" w:hAnsi="Neue Hans Kendrick"/>
-                <w:b/>
-                <w:lang w:val="en-US" w:eastAsia="de-DE" w:bidi="de-DE"/>
-              </w:rPr>
-              <w:t xml:space="preserve"> partial invoices issued to date</w:t>
+              <w:t>Total of partial invoices issued to date</w:t>
             </w:r>
           </w:p>
         </w:tc>
@@ -13498,16 +11771,7 @@
               <w:sz w:val="12"/>
               <w:lang w:val="de-DE" w:eastAsia="de-DE" w:bidi="de-DE"/>
             </w:rPr>
-            <w:t xml:space="preserve">BCK </w:t>
-          </w:r>
-          <w:r>
-            <w:rPr>
-              <w:rFonts w:ascii="Neue Hans Kendrick Light" w:eastAsia="Neue Hans Kendrick Light" w:hAnsi="Neue Hans Kendrick Light" w:cs="Neue Hans Kendrick Light"/>
-              <w:b/>
-              <w:sz w:val="12"/>
-              <w:lang w:val="de-DE" w:eastAsia="de-DE" w:bidi="de-DE"/>
-            </w:rPr>
-            <w:t>Architektur GmbH</w:t>
+            <w:t>BCK Architektur GmbH</w:t>
           </w:r>
         </w:p>
         <w:p>
@@ -14054,7 +12318,7 @@
         <w:sz w:val="16"/>
         <w:szCs w:val="16"/>
       </w:rPr>
-      <w:t xml:space="preserve">. </w:t>
+      <w:t xml:space="preserve"> </w:t>
     </w:r>
     <w:r>
       <w:rPr>
@@ -15396,10 +13660,21 @@
 </file>
 
 <file path=customXml/item1.xml><?xml version="1.0" encoding="utf-8"?>
-<b:Sources xmlns:b="http://schemas.openxmlformats.org/officeDocument/2006/bibliography" xmlns="http://schemas.openxmlformats.org/officeDocument/2006/bibliography" SelectedStyle="\APASixthEditionOfficeOnline.xsl" StyleName="APA" Version="6"/>
+<p:properties xmlns:p="http://schemas.microsoft.com/office/2006/metadata/properties" xmlns:xsi="http://www.w3.org/2001/XMLSchema-instance" xmlns:pc="http://schemas.microsoft.com/office/infopath/2007/PartnerControls">
+  <documentManagement/>
+</p:properties>
 </file>
 
 <file path=customXml/item2.xml><?xml version="1.0" encoding="utf-8"?>
+<?mso-contentType ?>
+<FormTemplates xmlns="http://schemas.microsoft.com/sharepoint/v3/contenttype/forms">
+  <Display>DocumentLibraryForm</Display>
+  <Edit>DocumentLibraryForm</Edit>
+  <New>DocumentLibraryForm</New>
+</FormTemplates>
+</file>
+
+<file path=customXml/item3.xml><?xml version="1.0" encoding="utf-8"?>
 <ct:contentTypeSchema xmlns:ct="http://schemas.microsoft.com/office/2006/metadata/contentType" xmlns:ma="http://schemas.microsoft.com/office/2006/metadata/properties/metaAttributes" ct:_="" ma:_="" ma:contentTypeName="Dokument" ma:contentTypeID="0x0101006D9E405D3FD26F44A64A121B22F6ED00" ma:contentTypeVersion="4" ma:contentTypeDescription="Ein neues Dokument erstellen." ma:contentTypeScope="" ma:versionID="c6040cdc09756960d307e89a88fb656f">
   <xsd:schema xmlns:xsd="http://www.w3.org/2001/XMLSchema" xmlns:xs="http://www.w3.org/2001/XMLSchema" xmlns:p="http://schemas.microsoft.com/office/2006/metadata/properties" xmlns:ns2="8333de1c-ce45-4634-ae5c-edc640266045" targetNamespace="http://schemas.microsoft.com/office/2006/metadata/properties" ma:root="true" ma:fieldsID="c776fe58d0c7680c702f71e2117b1f21" ns2:_="">
     <xsd:import namespace="8333de1c-ce45-4634-ae5c-edc640266045"/>
@@ -15543,30 +13818,28 @@
 </ct:contentTypeSchema>
 </file>
 
-<file path=customXml/item3.xml><?xml version="1.0" encoding="utf-8"?>
-<?mso-contentType ?>
-<FormTemplates xmlns="http://schemas.microsoft.com/sharepoint/v3/contenttype/forms">
-  <Display>DocumentLibraryForm</Display>
-  <Edit>DocumentLibraryForm</Edit>
-  <New>DocumentLibraryForm</New>
-</FormTemplates>
-</file>
-
 <file path=customXml/item4.xml><?xml version="1.0" encoding="utf-8"?>
-<p:properties xmlns:p="http://schemas.microsoft.com/office/2006/metadata/properties" xmlns:xsi="http://www.w3.org/2001/XMLSchema-instance" xmlns:pc="http://schemas.microsoft.com/office/infopath/2007/PartnerControls">
-  <documentManagement/>
-</p:properties>
+<b:Sources xmlns:b="http://schemas.openxmlformats.org/officeDocument/2006/bibliography" xmlns="http://schemas.openxmlformats.org/officeDocument/2006/bibliography" SelectedStyle="\APASixthEditionOfficeOnline.xsl" StyleName="APA" Version="6"/>
 </file>
 
 <file path=customXml/itemProps1.xml><?xml version="1.0" encoding="utf-8"?>
-<ds:datastoreItem xmlns:ds="http://schemas.openxmlformats.org/officeDocument/2006/customXml" ds:itemID="{61C0316B-EA53-471F-B90B-8966CA1587AE}">
+<ds:datastoreItem xmlns:ds="http://schemas.openxmlformats.org/officeDocument/2006/customXml" ds:itemID="{6F0A64CF-21EB-4992-BE40-D2DABCB4340F}">
   <ds:schemaRefs>
-    <ds:schemaRef ds:uri="http://schemas.openxmlformats.org/officeDocument/2006/bibliography"/>
+    <ds:schemaRef ds:uri="http://schemas.microsoft.com/office/2006/metadata/properties"/>
+    <ds:schemaRef ds:uri="http://schemas.microsoft.com/office/infopath/2007/PartnerControls"/>
   </ds:schemaRefs>
 </ds:datastoreItem>
 </file>
 
 <file path=customXml/itemProps2.xml><?xml version="1.0" encoding="utf-8"?>
+<ds:datastoreItem xmlns:ds="http://schemas.openxmlformats.org/officeDocument/2006/customXml" ds:itemID="{EE4305F8-1E2C-4C6F-BE39-9C516A2169C8}">
+  <ds:schemaRefs>
+    <ds:schemaRef ds:uri="http://schemas.microsoft.com/sharepoint/v3/contenttype/forms"/>
+  </ds:schemaRefs>
+</ds:datastoreItem>
+</file>
+
+<file path=customXml/itemProps3.xml><?xml version="1.0" encoding="utf-8"?>
 <ds:datastoreItem xmlns:ds="http://schemas.openxmlformats.org/officeDocument/2006/customXml" ds:itemID="{7D139189-D32D-4A36-8ABD-09253B3EF0C1}">
   <ds:schemaRefs>
     <ds:schemaRef ds:uri="http://schemas.microsoft.com/office/2006/metadata/contentType"/>
@@ -15584,19 +13857,10 @@
 </ds:datastoreItem>
 </file>
 
-<file path=customXml/itemProps3.xml><?xml version="1.0" encoding="utf-8"?>
-<ds:datastoreItem xmlns:ds="http://schemas.openxmlformats.org/officeDocument/2006/customXml" ds:itemID="{EE4305F8-1E2C-4C6F-BE39-9C516A2169C8}">
+<file path=customXml/itemProps4.xml><?xml version="1.0" encoding="utf-8"?>
+<ds:datastoreItem xmlns:ds="http://schemas.openxmlformats.org/officeDocument/2006/customXml" ds:itemID="{61C0316B-EA53-471F-B90B-8966CA1587AE}">
   <ds:schemaRefs>
-    <ds:schemaRef ds:uri="http://schemas.microsoft.com/sharepoint/v3/contenttype/forms"/>
-  </ds:schemaRefs>
-</ds:datastoreItem>
-</file>
-
-<file path=customXml/itemProps4.xml><?xml version="1.0" encoding="utf-8"?>
-<ds:datastoreItem xmlns:ds="http://schemas.openxmlformats.org/officeDocument/2006/customXml" ds:itemID="{6F0A64CF-21EB-4992-BE40-D2DABCB4340F}">
-  <ds:schemaRefs>
-    <ds:schemaRef ds:uri="http://schemas.microsoft.com/office/2006/metadata/properties"/>
-    <ds:schemaRef ds:uri="http://schemas.microsoft.com/office/infopath/2007/PartnerControls"/>
+    <ds:schemaRef ds:uri="http://schemas.openxmlformats.org/officeDocument/2006/bibliography"/>
   </ds:schemaRefs>
 </ds:datastoreItem>
 </file>